--- a/Información proyecto/CHAT LM STUDIO V10.0.docx
+++ b/Información proyecto/CHAT LM STUDIO V10.0.docx
@@ -4,21 +4,13 @@
   <w:body>
     <w:p>
       <w:r>
-        <w:t xml:space="preserve">Nueva Funcionalidad. </w:t>
-      </w:r>
-      <w:proofErr w:type="spellStart"/>
-      <w:r>
-        <w:t>Gestion</w:t>
-      </w:r>
-      <w:proofErr w:type="spellEnd"/>
-      <w:r>
-        <w:t xml:space="preserve"> de Incidencias</w:t>
+        <w:t>Nueva Funcionalidad. Gestion de Incidencias</w:t>
       </w:r>
     </w:p>
     <w:p>
       <w:r>
         <w:pict w14:anchorId="0BA72E41">
-          <v:rect id="_x0000_i1031" style="width:0;height:1.5pt" o:hralign="center" o:hrstd="t" o:hr="t" fillcolor="#a0a0a0" stroked="f"/>
+          <v:rect id="_x0000_i1025" style="width:0;height:1.5pt" o:hralign="center" o:hrstd="t" o:hr="t" fillcolor="#a0a0a0" stroked="f"/>
         </w:pict>
       </w:r>
     </w:p>
@@ -28,23 +20,7 @@
       </w:r>
       <w:r>
         <w:br/>
-        <w:t>1.- Creación de las nuevas tablas "</w:t>
-      </w:r>
-      <w:proofErr w:type="spellStart"/>
-      <w:r>
-        <w:t>incidenciaComunidadTitulo</w:t>
-      </w:r>
-      <w:proofErr w:type="spellEnd"/>
-      <w:r>
-        <w:t>" e "</w:t>
-      </w:r>
-      <w:proofErr w:type="spellStart"/>
-      <w:r>
-        <w:t>incidenciaPropietarioTitulo</w:t>
-      </w:r>
-      <w:proofErr w:type="spellEnd"/>
-      <w:r>
-        <w:t>"</w:t>
+        <w:t>1.- Creación de las nuevas tablas "incidenciaComunidadTitulo" e "incidenciaPropietarioTitulo"</w:t>
       </w:r>
       <w:r>
         <w:br/>
@@ -52,43 +28,20 @@
       </w:r>
       <w:r>
         <w:br/>
-        <w:t>1.1) Definición de la TABLA "</w:t>
-      </w:r>
-      <w:proofErr w:type="spellStart"/>
-      <w:r>
-        <w:t>incidenciaComunidadTitulo</w:t>
-      </w:r>
-      <w:proofErr w:type="spellEnd"/>
-      <w:r>
-        <w:t>" (campo tabla/descripción / tipo)</w:t>
-      </w:r>
-      <w:r>
-        <w:br/>
-        <w:t xml:space="preserve">- </w:t>
-      </w:r>
-      <w:proofErr w:type="spellStart"/>
-      <w:r>
-        <w:t>idIncCom</w:t>
-      </w:r>
-      <w:proofErr w:type="spellEnd"/>
-      <w:r>
-        <w:br/>
-        <w:t xml:space="preserve">-- Identificador de la </w:t>
-      </w:r>
-      <w:proofErr w:type="spellStart"/>
-      <w:r>
-        <w:t>indidencia</w:t>
-      </w:r>
-      <w:proofErr w:type="spellEnd"/>
-      <w:r>
-        <w:br/>
-        <w:t xml:space="preserve">-- Clave </w:t>
-      </w:r>
-      <w:proofErr w:type="spellStart"/>
-      <w:r>
-        <w:t>primária</w:t>
-      </w:r>
-      <w:proofErr w:type="spellEnd"/>
+        <w:t>1.1) Definición de la TABLA "incidenciaComunidadTitulo" (campo tabla/descripción / tipo)</w:t>
+      </w:r>
+      <w:r>
+        <w:br/>
+        <w:t>- idIncCom</w:t>
+      </w:r>
+      <w:r>
+        <w:br/>
+        <w:t>-- Identificador de la indidencia</w:t>
+      </w:r>
+      <w:r>
+        <w:br/>
+        <w:t>-- Clave primária</w:t>
+      </w:r>
       <w:r>
         <w:br/>
         <w:t>-- tipo numérico</w:t>
@@ -99,13 +52,8 @@
       </w:r>
       <w:r>
         <w:br/>
-        <w:t xml:space="preserve">- </w:t>
-      </w:r>
-      <w:proofErr w:type="spellStart"/>
-      <w:r>
-        <w:t>idCom</w:t>
-      </w:r>
-      <w:proofErr w:type="spellEnd"/>
+        <w:t>- idCom</w:t>
+      </w:r>
       <w:r>
         <w:br/>
         <w:t>-- identificador de la comunidad de propietarios asociado a la incidencia</w:t>
@@ -116,26 +64,16 @@
       </w:r>
       <w:r>
         <w:br/>
-        <w:t xml:space="preserve">-- tipo </w:t>
-      </w:r>
-      <w:proofErr w:type="spellStart"/>
-      <w:r>
-        <w:t>numerico</w:t>
-      </w:r>
-      <w:proofErr w:type="spellEnd"/>
+        <w:t>-- tipo numerico</w:t>
+      </w:r>
       <w:r>
         <w:br/>
         <w:t>-- NOT NULL</w:t>
       </w:r>
       <w:r>
         <w:br/>
-        <w:t xml:space="preserve">- </w:t>
-      </w:r>
-      <w:proofErr w:type="spellStart"/>
-      <w:r>
-        <w:t>tipoIncidencia</w:t>
-      </w:r>
-      <w:proofErr w:type="spellEnd"/>
+        <w:t>- tipoIncidencia</w:t>
+      </w:r>
       <w:r>
         <w:br/>
         <w:t>-- Tipos de incidencias de la comunidad</w:t>
@@ -146,15 +84,7 @@
       </w:r>
       <w:r>
         <w:br/>
-        <w:t>-- Los valores posibles de "</w:t>
-      </w:r>
-      <w:proofErr w:type="spellStart"/>
-      <w:r>
-        <w:t>tipoIncidencia</w:t>
-      </w:r>
-      <w:proofErr w:type="spellEnd"/>
-      <w:r>
-        <w:t>" son :</w:t>
+        <w:t>-- Los valores posibles de "tipoIncidencia" son :</w:t>
       </w:r>
       <w:r>
         <w:br/>
@@ -166,25 +96,12 @@
       </w:r>
       <w:r>
         <w:br/>
-        <w:t>--- "</w:t>
-      </w:r>
-      <w:proofErr w:type="spellStart"/>
-      <w:r>
-        <w:t>Catastrofe</w:t>
-      </w:r>
-      <w:proofErr w:type="spellEnd"/>
-      <w:r>
-        <w:t>"</w:t>
-      </w:r>
-      <w:r>
-        <w:br/>
-        <w:t xml:space="preserve">- </w:t>
-      </w:r>
-      <w:proofErr w:type="spellStart"/>
-      <w:r>
-        <w:t>subtipoIncidencia</w:t>
-      </w:r>
-      <w:proofErr w:type="spellEnd"/>
+        <w:t>--- "Catastrofe"</w:t>
+      </w:r>
+      <w:r>
+        <w:br/>
+        <w:t>- subtipoIncidencia</w:t>
+      </w:r>
       <w:r>
         <w:br/>
         <w:t>-- subtipos de incidencias de la comunidad</w:t>
@@ -195,15 +112,7 @@
       </w:r>
       <w:r>
         <w:br/>
-        <w:t>-- Los valores posibles de "</w:t>
-      </w:r>
-      <w:proofErr w:type="spellStart"/>
-      <w:r>
-        <w:t>subtipoIncidencia</w:t>
-      </w:r>
-      <w:proofErr w:type="spellEnd"/>
-      <w:r>
-        <w:t>" son :</w:t>
+        <w:t>-- Los valores posibles de "subtipoIncidencia" son :</w:t>
       </w:r>
       <w:r>
         <w:br/>
@@ -211,15 +120,7 @@
       </w:r>
       <w:r>
         <w:br/>
-        <w:t>b) "</w:t>
-      </w:r>
-      <w:proofErr w:type="spellStart"/>
-      <w:r>
-        <w:t>Fontaneria</w:t>
-      </w:r>
-      <w:proofErr w:type="spellEnd"/>
-      <w:r>
-        <w:t>"</w:t>
+        <w:t>b) "Fontaneria"</w:t>
       </w:r>
       <w:r>
         <w:br/>
@@ -235,15 +136,7 @@
       </w:r>
       <w:r>
         <w:br/>
-        <w:t>f) "</w:t>
-      </w:r>
-      <w:proofErr w:type="spellStart"/>
-      <w:r>
-        <w:t>Det</w:t>
-      </w:r>
-      <w:proofErr w:type="spellEnd"/>
-      <w:r>
-        <w:t>. Incendio"</w:t>
+        <w:t>f) "Det. Incendio"</w:t>
       </w:r>
       <w:r>
         <w:br/>
@@ -263,15 +156,7 @@
       </w:r>
       <w:r>
         <w:br/>
-        <w:t>b) "</w:t>
-      </w:r>
-      <w:proofErr w:type="spellStart"/>
-      <w:r>
-        <w:t>Esteticos</w:t>
-      </w:r>
-      <w:proofErr w:type="spellEnd"/>
-      <w:r>
-        <w:t>"</w:t>
+        <w:t>b) "Esteticos"</w:t>
       </w:r>
       <w:r>
         <w:br/>
@@ -279,23 +164,7 @@
       </w:r>
       <w:r>
         <w:br/>
-        <w:t>--- Para "</w:t>
-      </w:r>
-      <w:proofErr w:type="spellStart"/>
-      <w:r>
-        <w:t>Catastrofe</w:t>
-      </w:r>
-      <w:proofErr w:type="spellEnd"/>
-      <w:r>
-        <w:t>" : a) "</w:t>
-      </w:r>
-      <w:proofErr w:type="spellStart"/>
-      <w:r>
-        <w:t>Meteorologica</w:t>
-      </w:r>
-      <w:proofErr w:type="spellEnd"/>
-      <w:r>
-        <w:t>"</w:t>
+        <w:t>--- Para "Catastrofe" : a) "Meteorologica"</w:t>
       </w:r>
       <w:r>
         <w:br/>
@@ -307,28 +176,15 @@
       </w:r>
       <w:r>
         <w:br/>
-        <w:t xml:space="preserve">- </w:t>
-      </w:r>
-      <w:proofErr w:type="spellStart"/>
-      <w:r>
-        <w:t>descripcion</w:t>
-      </w:r>
-      <w:proofErr w:type="spellEnd"/>
+        <w:t>- descripcion</w:t>
+      </w:r>
       <w:r>
         <w:br/>
         <w:t>-- Explicación/descripción</w:t>
       </w:r>
       <w:r>
         <w:br/>
-        <w:t xml:space="preserve">-- tipo alfanumérico de 200 </w:t>
-      </w:r>
-      <w:proofErr w:type="spellStart"/>
-      <w:r>
-        <w:t>caractéres</w:t>
-      </w:r>
-      <w:proofErr w:type="spellEnd"/>
-      <w:r>
-        <w:t xml:space="preserve"> máximo</w:t>
+        <w:t>-- tipo alfanumérico de 200 caractéres máximo</w:t>
       </w:r>
       <w:r>
         <w:br/>
@@ -343,15 +199,7 @@
       </w:r>
       <w:r>
         <w:br/>
-        <w:t xml:space="preserve">-- </w:t>
-      </w:r>
-      <w:proofErr w:type="spellStart"/>
-      <w:r>
-        <w:t>Estado</w:t>
-      </w:r>
-      <w:proofErr w:type="spellEnd"/>
-      <w:r>
-        <w:t xml:space="preserve"> en el que está la incidencia</w:t>
+        <w:t>-- Estado en el que está la incidencia</w:t>
       </w:r>
       <w:r>
         <w:br/>
@@ -411,28 +259,15 @@
       </w:r>
       <w:r>
         <w:br/>
-        <w:t xml:space="preserve">- </w:t>
-      </w:r>
-      <w:proofErr w:type="spellStart"/>
-      <w:r>
-        <w:t>descripcionEstado</w:t>
-      </w:r>
-      <w:proofErr w:type="spellEnd"/>
+        <w:t>- descripcionEstado</w:t>
+      </w:r>
       <w:r>
         <w:br/>
         <w:t>-- Explicación de la incidencia</w:t>
       </w:r>
       <w:r>
         <w:br/>
-        <w:t xml:space="preserve">-- tipo alfanumérico de 200 </w:t>
-      </w:r>
-      <w:proofErr w:type="spellStart"/>
-      <w:r>
-        <w:t>caractéres</w:t>
-      </w:r>
-      <w:proofErr w:type="spellEnd"/>
-      <w:r>
-        <w:t xml:space="preserve"> máximo</w:t>
+        <w:t>-- tipo alfanumérico de 200 caractéres máximo</w:t>
       </w:r>
       <w:r>
         <w:br/>
@@ -440,86 +275,48 @@
       </w:r>
       <w:r>
         <w:br/>
-        <w:t xml:space="preserve">- </w:t>
-      </w:r>
-      <w:proofErr w:type="spellStart"/>
-      <w:r>
-        <w:t>fechaCreación</w:t>
-      </w:r>
-      <w:proofErr w:type="spellEnd"/>
+        <w:t>- fechaCreación</w:t>
+      </w:r>
       <w:r>
         <w:br/>
         <w:t>-- fecha de creación del registro</w:t>
       </w:r>
       <w:r>
         <w:br/>
-        <w:t xml:space="preserve">-- tipo </w:t>
-      </w:r>
-      <w:proofErr w:type="spellStart"/>
-      <w:r>
-        <w:t>timestamp</w:t>
-      </w:r>
-      <w:proofErr w:type="spellEnd"/>
+        <w:t>-- tipo timestamp</w:t>
+      </w:r>
       <w:r>
         <w:br/>
         <w:t>-- NOT NULL</w:t>
       </w:r>
       <w:r>
         <w:br/>
-        <w:t xml:space="preserve">- </w:t>
-      </w:r>
-      <w:proofErr w:type="spellStart"/>
-      <w:r>
-        <w:t>fechaModificación</w:t>
-      </w:r>
-      <w:proofErr w:type="spellEnd"/>
+        <w:t>- fechaModificación</w:t>
+      </w:r>
       <w:r>
         <w:br/>
         <w:t>-- fecha de modificación del registro</w:t>
       </w:r>
       <w:r>
         <w:br/>
-        <w:t xml:space="preserve">-- tipo </w:t>
-      </w:r>
-      <w:proofErr w:type="spellStart"/>
-      <w:r>
-        <w:t>timestamp</w:t>
-      </w:r>
-      <w:proofErr w:type="spellEnd"/>
-      <w:r>
-        <w:br/>
-        <w:t xml:space="preserve">- </w:t>
-      </w:r>
-      <w:proofErr w:type="spellStart"/>
-      <w:r>
-        <w:t>fechaCierre</w:t>
-      </w:r>
-      <w:proofErr w:type="spellEnd"/>
+        <w:t>-- tipo timestamp</w:t>
+      </w:r>
+      <w:r>
+        <w:br/>
+        <w:t>- fechaCierre</w:t>
+      </w:r>
       <w:r>
         <w:br/>
         <w:t>-- fecha de finalización de la incidencia</w:t>
       </w:r>
       <w:r>
         <w:br/>
-        <w:t xml:space="preserve">-- tipo </w:t>
-      </w:r>
-      <w:proofErr w:type="spellStart"/>
-      <w:r>
-        <w:t>timestamp</w:t>
-      </w:r>
-      <w:proofErr w:type="spellEnd"/>
-    </w:p>
-    <w:p>
-      <w:r>
-        <w:t xml:space="preserve">  1.2) Definición de la TABLA "</w:t>
-      </w:r>
-      <w:proofErr w:type="spellStart"/>
-      <w:r>
-        <w:t>incidenciaPropietarioTitulo</w:t>
-      </w:r>
-      <w:proofErr w:type="spellEnd"/>
-      <w:r>
-        <w:t>" (campo tabla/descripción / tipo)</w:t>
+        <w:t>-- tipo timestamp</w:t>
+      </w:r>
+    </w:p>
+    <w:p>
+      <w:r>
+        <w:t xml:space="preserve">  1.2) Definición de la TABLA "incidenciaPropietarioTitulo" (campo tabla/descripción / tipo)</w:t>
       </w:r>
       <w:r>
         <w:tab/>
@@ -528,39 +325,18 @@
     </w:p>
     <w:p>
       <w:r>
-        <w:t xml:space="preserve">       - </w:t>
-      </w:r>
-      <w:proofErr w:type="spellStart"/>
-      <w:r>
-        <w:t>idIncPro</w:t>
-      </w:r>
-      <w:proofErr w:type="spellEnd"/>
-      <w:r>
-        <w:t xml:space="preserve">                </w:t>
-      </w:r>
-    </w:p>
-    <w:p>
-      <w:r>
-        <w:t xml:space="preserve">         -- Identificador de la </w:t>
-      </w:r>
-      <w:proofErr w:type="spellStart"/>
-      <w:r>
-        <w:t>indidencia</w:t>
-      </w:r>
-      <w:proofErr w:type="spellEnd"/>
-      <w:r>
-        <w:t xml:space="preserve">     </w:t>
-      </w:r>
-    </w:p>
-    <w:p>
-      <w:r>
-        <w:t xml:space="preserve">         -- Clave </w:t>
-      </w:r>
-      <w:proofErr w:type="spellStart"/>
-      <w:r>
-        <w:t>primária</w:t>
-      </w:r>
-      <w:proofErr w:type="spellEnd"/>
+        <w:t xml:space="preserve">       - idIncPro                </w:t>
+      </w:r>
+    </w:p>
+    <w:p>
+      <w:r>
+        <w:t xml:space="preserve">         -- Identificador de la indidencia     </w:t>
+      </w:r>
+    </w:p>
+    <w:p>
+      <w:r>
+        <w:t xml:space="preserve">         -- Clave primária</w:t>
+      </w:r>
     </w:p>
     <w:p>
       <w:r>
@@ -574,15 +350,7 @@
     </w:p>
     <w:p>
       <w:r>
-        <w:t xml:space="preserve">       - </w:t>
-      </w:r>
-      <w:proofErr w:type="spellStart"/>
-      <w:r>
-        <w:t>idPro</w:t>
-      </w:r>
-      <w:proofErr w:type="spellEnd"/>
-      <w:r>
-        <w:t xml:space="preserve">             </w:t>
+        <w:t xml:space="preserve">       - idPro             </w:t>
       </w:r>
     </w:p>
     <w:p>
@@ -607,13 +375,8 @@
     </w:p>
     <w:p>
       <w:r>
-        <w:t xml:space="preserve">         -- tipo </w:t>
-      </w:r>
-      <w:proofErr w:type="spellStart"/>
-      <w:r>
-        <w:t>numerico</w:t>
-      </w:r>
-      <w:proofErr w:type="spellEnd"/>
+        <w:t xml:space="preserve">         -- tipo numerico</w:t>
+      </w:r>
     </w:p>
     <w:p>
       <w:r>
@@ -623,15 +386,7 @@
     <w:p>
       <w:r>
         <w:lastRenderedPageBreak/>
-        <w:t xml:space="preserve">       - </w:t>
-      </w:r>
-      <w:proofErr w:type="spellStart"/>
-      <w:r>
-        <w:t>tipoIncidencia</w:t>
-      </w:r>
-      <w:proofErr w:type="spellEnd"/>
-      <w:r>
-        <w:t xml:space="preserve">    </w:t>
+        <w:t xml:space="preserve">       - tipoIncidencia    </w:t>
       </w:r>
     </w:p>
     <w:p>
@@ -641,15 +396,7 @@
     </w:p>
     <w:p>
       <w:r>
-        <w:t xml:space="preserve">         -- Los valores posibles de "</w:t>
-      </w:r>
-      <w:proofErr w:type="spellStart"/>
-      <w:r>
-        <w:t>tipoIncidencia</w:t>
-      </w:r>
-      <w:proofErr w:type="spellEnd"/>
-      <w:r>
-        <w:t xml:space="preserve">" </w:t>
+        <w:t xml:space="preserve">         -- Los valores posibles de "tipoIncidencia" </w:t>
       </w:r>
       <w:proofErr w:type="gramStart"/>
       <w:r>
@@ -672,15 +419,7 @@
     </w:p>
     <w:p>
       <w:r>
-        <w:t xml:space="preserve">            --- "</w:t>
-      </w:r>
-      <w:proofErr w:type="spellStart"/>
-      <w:r>
-        <w:t>Catastrofe</w:t>
-      </w:r>
-      <w:proofErr w:type="spellEnd"/>
-      <w:r>
-        <w:t xml:space="preserve">" </w:t>
+        <w:t xml:space="preserve">            --- "Catastrofe" </w:t>
       </w:r>
     </w:p>
     <w:p>
@@ -690,28 +429,12 @@
     </w:p>
     <w:p>
       <w:r>
-        <w:t xml:space="preserve">       - </w:t>
-      </w:r>
-      <w:proofErr w:type="spellStart"/>
-      <w:r>
-        <w:t>subtipoIncidencia</w:t>
-      </w:r>
-      <w:proofErr w:type="spellEnd"/>
-      <w:r>
-        <w:t xml:space="preserve"> -- subtipos de incidencias de la comunidad                                -- tipo alfanumérico</w:t>
-      </w:r>
-    </w:p>
-    <w:p>
-      <w:r>
-        <w:t xml:space="preserve">         -- Los valores posibles de "</w:t>
-      </w:r>
-      <w:proofErr w:type="spellStart"/>
-      <w:r>
-        <w:t>subtipoIncidencia</w:t>
-      </w:r>
-      <w:proofErr w:type="spellEnd"/>
-      <w:r>
-        <w:t xml:space="preserve">" </w:t>
+        <w:t xml:space="preserve">       - subtipoIncidencia -- subtipos de incidencias de la comunidad                                -- tipo alfanumérico</w:t>
+      </w:r>
+    </w:p>
+    <w:p>
+      <w:r>
+        <w:t xml:space="preserve">         -- Los valores posibles de "subtipoIncidencia" </w:t>
       </w:r>
       <w:proofErr w:type="gramStart"/>
       <w:r>
@@ -742,15 +465,7 @@
     </w:p>
     <w:p>
       <w:r>
-        <w:t xml:space="preserve">                b) "</w:t>
-      </w:r>
-      <w:proofErr w:type="spellStart"/>
-      <w:r>
-        <w:t>Fontaneria</w:t>
-      </w:r>
-      <w:proofErr w:type="spellEnd"/>
-      <w:r>
-        <w:t xml:space="preserve">", </w:t>
+        <w:t xml:space="preserve">                b) "Fontaneria", </w:t>
       </w:r>
     </w:p>
     <w:p>
@@ -803,15 +518,7 @@
     </w:p>
     <w:p>
       <w:r>
-        <w:t xml:space="preserve">            --- Para "</w:t>
-      </w:r>
-      <w:proofErr w:type="spellStart"/>
-      <w:r>
-        <w:t>Catastrofe</w:t>
-      </w:r>
-      <w:proofErr w:type="spellEnd"/>
-      <w:r>
-        <w:t xml:space="preserve">"  </w:t>
+        <w:t xml:space="preserve">            --- Para "Catastrofe"  </w:t>
       </w:r>
       <w:proofErr w:type="gramStart"/>
       <w:r>
@@ -878,15 +585,7 @@
     <w:p>
       <w:r>
         <w:lastRenderedPageBreak/>
-        <w:t xml:space="preserve">       - </w:t>
-      </w:r>
-      <w:proofErr w:type="spellStart"/>
-      <w:r>
-        <w:t>descripcion</w:t>
-      </w:r>
-      <w:proofErr w:type="spellEnd"/>
-      <w:r>
-        <w:t xml:space="preserve">       </w:t>
+        <w:t xml:space="preserve">       - descripcion       </w:t>
       </w:r>
     </w:p>
     <w:p>
@@ -896,15 +595,7 @@
     </w:p>
     <w:p>
       <w:r>
-        <w:t xml:space="preserve">         -- tipo alfanumérico de 200 </w:t>
-      </w:r>
-      <w:proofErr w:type="spellStart"/>
-      <w:r>
-        <w:t>caractéres</w:t>
-      </w:r>
-      <w:proofErr w:type="spellEnd"/>
-      <w:r>
-        <w:t xml:space="preserve"> máximo</w:t>
+        <w:t xml:space="preserve">         -- tipo alfanumérico de 200 caractéres máximo</w:t>
       </w:r>
     </w:p>
     <w:p>
@@ -1048,15 +739,7 @@
     </w:p>
     <w:p>
       <w:r>
-        <w:t xml:space="preserve">       - </w:t>
-      </w:r>
-      <w:proofErr w:type="spellStart"/>
-      <w:r>
-        <w:t>descripcionEstado</w:t>
-      </w:r>
-      <w:proofErr w:type="spellEnd"/>
-      <w:r>
-        <w:t xml:space="preserve"> </w:t>
+        <w:t xml:space="preserve">       - descripcionEstado </w:t>
       </w:r>
     </w:p>
     <w:p>
@@ -1066,28 +749,12 @@
     </w:p>
     <w:p>
       <w:r>
-        <w:t xml:space="preserve">         -- tipo alfanumérico de 200 </w:t>
-      </w:r>
-      <w:proofErr w:type="spellStart"/>
-      <w:r>
-        <w:t>caractéres</w:t>
-      </w:r>
-      <w:proofErr w:type="spellEnd"/>
-      <w:r>
-        <w:t xml:space="preserve"> máximo</w:t>
-      </w:r>
-    </w:p>
-    <w:p>
-      <w:r>
-        <w:t xml:space="preserve">       - </w:t>
-      </w:r>
-      <w:proofErr w:type="spellStart"/>
-      <w:r>
-        <w:t>fechaCreación</w:t>
-      </w:r>
-      <w:proofErr w:type="spellEnd"/>
-      <w:r>
-        <w:t xml:space="preserve">     </w:t>
+        <w:t xml:space="preserve">         -- tipo alfanumérico de 200 caractéres máximo</w:t>
+      </w:r>
+    </w:p>
+    <w:p>
+      <w:r>
+        <w:t xml:space="preserve">       - fechaCreación     </w:t>
       </w:r>
     </w:p>
     <w:p>
@@ -1097,13 +764,8 @@
     </w:p>
     <w:p>
       <w:r>
-        <w:t xml:space="preserve">         -- tipo </w:t>
-      </w:r>
-      <w:proofErr w:type="spellStart"/>
-      <w:r>
-        <w:t>timestamp</w:t>
-      </w:r>
-      <w:proofErr w:type="spellEnd"/>
+        <w:t xml:space="preserve">         -- tipo timestamp</w:t>
+      </w:r>
     </w:p>
     <w:p>
       <w:r>
@@ -1112,15 +774,7 @@
     </w:p>
     <w:p>
       <w:r>
-        <w:t xml:space="preserve">       - </w:t>
-      </w:r>
-      <w:proofErr w:type="spellStart"/>
-      <w:r>
-        <w:t>fechaModificación</w:t>
-      </w:r>
-      <w:proofErr w:type="spellEnd"/>
-      <w:r>
-        <w:t xml:space="preserve"> </w:t>
+        <w:t xml:space="preserve">       - fechaModificación </w:t>
       </w:r>
     </w:p>
     <w:p>
@@ -1131,25 +785,12 @@
     <w:p>
       <w:r>
         <w:lastRenderedPageBreak/>
-        <w:t xml:space="preserve">         -- tipo </w:t>
-      </w:r>
-      <w:proofErr w:type="spellStart"/>
-      <w:r>
-        <w:t>timestamp</w:t>
-      </w:r>
-      <w:proofErr w:type="spellEnd"/>
-    </w:p>
-    <w:p>
-      <w:r>
-        <w:t xml:space="preserve">       - </w:t>
-      </w:r>
-      <w:proofErr w:type="spellStart"/>
-      <w:r>
-        <w:t>fechaCierre</w:t>
-      </w:r>
-      <w:proofErr w:type="spellEnd"/>
-      <w:r>
-        <w:t xml:space="preserve">       </w:t>
+        <w:t xml:space="preserve">         -- tipo timestamp</w:t>
+      </w:r>
+    </w:p>
+    <w:p>
+      <w:r>
+        <w:t xml:space="preserve">       - fechaCierre       </w:t>
       </w:r>
     </w:p>
     <w:p>
@@ -1194,39 +835,7 @@
         <w:t xml:space="preserve">The user wants me to create two new tables in the Prisma schema for managing incidents (incidencias) - one for community-level incidents and one for property owner-level incidents. </w:t>
       </w:r>
       <w:r>
-        <w:t xml:space="preserve">Let me </w:t>
-      </w:r>
-      <w:proofErr w:type="spellStart"/>
-      <w:r>
-        <w:t>analyze</w:t>
-      </w:r>
-      <w:proofErr w:type="spellEnd"/>
-      <w:r>
-        <w:t xml:space="preserve"> </w:t>
-      </w:r>
-      <w:proofErr w:type="spellStart"/>
-      <w:r>
-        <w:t>the</w:t>
-      </w:r>
-      <w:proofErr w:type="spellEnd"/>
-      <w:r>
-        <w:t xml:space="preserve"> </w:t>
-      </w:r>
-      <w:proofErr w:type="spellStart"/>
-      <w:r>
-        <w:t>requirements</w:t>
-      </w:r>
-      <w:proofErr w:type="spellEnd"/>
-      <w:r>
-        <w:t xml:space="preserve"> </w:t>
-      </w:r>
-      <w:proofErr w:type="spellStart"/>
-      <w:r>
-        <w:t>carefully</w:t>
-      </w:r>
-      <w:proofErr w:type="spellEnd"/>
-      <w:r>
-        <w:t>:</w:t>
+        <w:t>Let me analyze the requirements carefully:</w:t>
       </w:r>
     </w:p>
     <w:p>
@@ -1235,17 +844,8 @@
           <w:b/>
           <w:bCs/>
         </w:rPr>
-        <w:t>Tabla 1: </w:t>
-      </w:r>
-      <w:proofErr w:type="spellStart"/>
-      <w:r>
-        <w:rPr>
-          <w:b/>
-          <w:bCs/>
-        </w:rPr>
-        <w:t>IncidenciaComunidadTitulo</w:t>
-      </w:r>
-      <w:proofErr w:type="spellEnd"/>
+        <w:t>Tabla 1: IncidenciaComunidadTitulo</w:t>
+      </w:r>
     </w:p>
     <w:p>
       <w:pPr>
@@ -1254,27 +854,9 @@
           <w:numId w:val="22"/>
         </w:numPr>
       </w:pPr>
-      <w:proofErr w:type="spellStart"/>
-      <w:r>
-        <w:t>idIncCom</w:t>
-      </w:r>
-      <w:proofErr w:type="spellEnd"/>
-      <w:r>
-        <w:t xml:space="preserve"> - PK, </w:t>
-      </w:r>
-      <w:proofErr w:type="spellStart"/>
-      <w:r>
-        <w:t>Int</w:t>
-      </w:r>
-      <w:proofErr w:type="spellEnd"/>
-      <w:r>
-        <w:t xml:space="preserve">, </w:t>
-      </w:r>
-      <w:proofErr w:type="spellStart"/>
-      <w:r>
-        <w:t>auto-increment</w:t>
-      </w:r>
-      <w:proofErr w:type="spellEnd"/>
+      <w:r>
+        <w:t>idIncCom - PK, Int, auto-increment</w:t>
+      </w:r>
     </w:p>
     <w:p>
       <w:pPr>
@@ -1283,27 +865,9 @@
           <w:numId w:val="22"/>
         </w:numPr>
       </w:pPr>
-      <w:proofErr w:type="spellStart"/>
-      <w:r>
-        <w:t>idCom</w:t>
-      </w:r>
-      <w:proofErr w:type="spellEnd"/>
-      <w:r>
-        <w:t xml:space="preserve"> - FK </w:t>
-      </w:r>
-      <w:proofErr w:type="spellStart"/>
-      <w:r>
-        <w:t>to</w:t>
-      </w:r>
-      <w:proofErr w:type="spellEnd"/>
-      <w:r>
-        <w:t xml:space="preserve"> </w:t>
-      </w:r>
-      <w:proofErr w:type="spellStart"/>
-      <w:r>
-        <w:t>Comunidad.id</w:t>
-      </w:r>
-      <w:proofErr w:type="spellEnd"/>
+      <w:r>
+        <w:t>idCom - FK to Comunidad.id</w:t>
+      </w:r>
     </w:p>
     <w:p>
       <w:pPr>
@@ -1312,21 +876,8 @@
           <w:numId w:val="22"/>
         </w:numPr>
       </w:pPr>
-      <w:proofErr w:type="spellStart"/>
-      <w:r>
-        <w:t>tipoIncidencia</w:t>
-      </w:r>
-      <w:proofErr w:type="spellEnd"/>
-      <w:r>
-        <w:t> - "Mantenimiento", "Desperfecto", "</w:t>
-      </w:r>
-      <w:proofErr w:type="spellStart"/>
-      <w:r>
-        <w:t>Catastrofe</w:t>
-      </w:r>
-      <w:proofErr w:type="spellEnd"/>
-      <w:r>
-        <w:t>"</w:t>
+      <w:r>
+        <w:t>tipoIncidencia - "Mantenimiento", "Desperfecto", "Catastrofe"</w:t>
       </w:r>
     </w:p>
     <w:p>
@@ -1336,35 +887,9 @@
           <w:numId w:val="22"/>
         </w:numPr>
       </w:pPr>
-      <w:proofErr w:type="spellStart"/>
-      <w:r>
-        <w:t>subtipoIncidencia</w:t>
-      </w:r>
-      <w:proofErr w:type="spellEnd"/>
-      <w:r>
-        <w:t xml:space="preserve"> - </w:t>
-      </w:r>
-      <w:proofErr w:type="spellStart"/>
-      <w:r>
-        <w:t>depends</w:t>
-      </w:r>
-      <w:proofErr w:type="spellEnd"/>
-      <w:r>
-        <w:t xml:space="preserve"> </w:t>
-      </w:r>
-      <w:proofErr w:type="spellStart"/>
-      <w:r>
-        <w:t>on</w:t>
-      </w:r>
-      <w:proofErr w:type="spellEnd"/>
-      <w:r>
-        <w:t xml:space="preserve"> </w:t>
-      </w:r>
-      <w:proofErr w:type="spellStart"/>
-      <w:r>
-        <w:t>tipoIncidencia</w:t>
-      </w:r>
-      <w:proofErr w:type="spellEnd"/>
+      <w:r>
+        <w:t>subtipoIncidencia - depends on tipoIncidencia</w:t>
+      </w:r>
     </w:p>
     <w:p>
       <w:pPr>
@@ -1435,27 +960,9 @@
           <w:numId w:val="22"/>
         </w:numPr>
       </w:pPr>
-      <w:proofErr w:type="spellStart"/>
-      <w:r>
-        <w:t>fechaModificacion</w:t>
-      </w:r>
-      <w:proofErr w:type="spellEnd"/>
-      <w:r>
-        <w:t xml:space="preserve"> - </w:t>
-      </w:r>
-      <w:proofErr w:type="spellStart"/>
-      <w:r>
-        <w:t>DateTime</w:t>
-      </w:r>
-      <w:proofErr w:type="spellEnd"/>
-      <w:r>
-        <w:t xml:space="preserve">, </w:t>
-      </w:r>
-      <w:proofErr w:type="spellStart"/>
-      <w:r>
-        <w:t>nullable</w:t>
-      </w:r>
-      <w:proofErr w:type="spellEnd"/>
+      <w:r>
+        <w:t>fechaModificacion - DateTime, nullable</w:t>
+      </w:r>
     </w:p>
     <w:p>
       <w:pPr>
@@ -1464,27 +971,9 @@
           <w:numId w:val="22"/>
         </w:numPr>
       </w:pPr>
-      <w:proofErr w:type="spellStart"/>
-      <w:r>
-        <w:t>fechaCierre</w:t>
-      </w:r>
-      <w:proofErr w:type="spellEnd"/>
-      <w:r>
-        <w:t xml:space="preserve"> - </w:t>
-      </w:r>
-      <w:proofErr w:type="spellStart"/>
-      <w:r>
-        <w:t>DateTime</w:t>
-      </w:r>
-      <w:proofErr w:type="spellEnd"/>
-      <w:r>
-        <w:t xml:space="preserve">, </w:t>
-      </w:r>
-      <w:proofErr w:type="spellStart"/>
-      <w:r>
-        <w:t>nullable</w:t>
-      </w:r>
-      <w:proofErr w:type="spellEnd"/>
+      <w:r>
+        <w:t>fechaCierre - DateTime, nullable</w:t>
+      </w:r>
     </w:p>
     <w:p>
       <w:r>
@@ -1492,17 +981,8 @@
           <w:b/>
           <w:bCs/>
         </w:rPr>
-        <w:t>Tabla 2: </w:t>
-      </w:r>
-      <w:proofErr w:type="spellStart"/>
-      <w:r>
-        <w:rPr>
-          <w:b/>
-          <w:bCs/>
-        </w:rPr>
-        <w:t>IncidenciaPropietarioTitulo</w:t>
-      </w:r>
-      <w:proofErr w:type="spellEnd"/>
+        <w:t>Tabla 2: IncidenciaPropietarioTitulo</w:t>
+      </w:r>
     </w:p>
     <w:p>
       <w:pPr>
@@ -1511,27 +991,9 @@
           <w:numId w:val="23"/>
         </w:numPr>
       </w:pPr>
-      <w:proofErr w:type="spellStart"/>
-      <w:r>
-        <w:t>idIncPro</w:t>
-      </w:r>
-      <w:proofErr w:type="spellEnd"/>
-      <w:r>
-        <w:t xml:space="preserve"> - PK, </w:t>
-      </w:r>
-      <w:proofErr w:type="spellStart"/>
-      <w:r>
-        <w:t>Int</w:t>
-      </w:r>
-      <w:proofErr w:type="spellEnd"/>
-      <w:r>
-        <w:t xml:space="preserve">, </w:t>
-      </w:r>
-      <w:proofErr w:type="spellStart"/>
-      <w:r>
-        <w:t>auto-increment</w:t>
-      </w:r>
-      <w:proofErr w:type="spellEnd"/>
+      <w:r>
+        <w:t>idIncPro - PK, Int, auto-increment</w:t>
+      </w:r>
     </w:p>
     <w:p>
       <w:pPr>
@@ -1540,27 +1002,9 @@
           <w:numId w:val="23"/>
         </w:numPr>
       </w:pPr>
-      <w:proofErr w:type="spellStart"/>
-      <w:r>
-        <w:t>idPro</w:t>
-      </w:r>
-      <w:proofErr w:type="spellEnd"/>
-      <w:r>
-        <w:t xml:space="preserve"> - FK </w:t>
-      </w:r>
-      <w:proofErr w:type="spellStart"/>
-      <w:r>
-        <w:t>to</w:t>
-      </w:r>
-      <w:proofErr w:type="spellEnd"/>
-      <w:r>
-        <w:t xml:space="preserve"> </w:t>
-      </w:r>
-      <w:proofErr w:type="spellStart"/>
-      <w:r>
-        <w:t>Propietario.id</w:t>
-      </w:r>
-      <w:proofErr w:type="spellEnd"/>
+      <w:r>
+        <w:t>idPro - FK to Propietario.id</w:t>
+      </w:r>
     </w:p>
     <w:p>
       <w:pPr>
@@ -1569,21 +1013,8 @@
           <w:numId w:val="23"/>
         </w:numPr>
       </w:pPr>
-      <w:proofErr w:type="spellStart"/>
-      <w:r>
-        <w:t>tipoIncidencia</w:t>
-      </w:r>
-      <w:proofErr w:type="spellEnd"/>
-      <w:r>
-        <w:t> - "Mantenimiento", "Desperfecto", "</w:t>
-      </w:r>
-      <w:proofErr w:type="spellStart"/>
-      <w:r>
-        <w:t>Catastrofe</w:t>
-      </w:r>
-      <w:proofErr w:type="spellEnd"/>
-      <w:r>
-        <w:t>", "Convivencia"</w:t>
+      <w:r>
+        <w:t>tipoIncidencia - "Mantenimiento", "Desperfecto", "Catastrofe", "Convivencia"</w:t>
       </w:r>
     </w:p>
     <w:p>
@@ -1593,35 +1024,9 @@
           <w:numId w:val="23"/>
         </w:numPr>
       </w:pPr>
-      <w:proofErr w:type="spellStart"/>
-      <w:r>
-        <w:t>subtipoIncidencia</w:t>
-      </w:r>
-      <w:proofErr w:type="spellEnd"/>
-      <w:r>
-        <w:t xml:space="preserve"> - </w:t>
-      </w:r>
-      <w:proofErr w:type="spellStart"/>
-      <w:r>
-        <w:t>depends</w:t>
-      </w:r>
-      <w:proofErr w:type="spellEnd"/>
-      <w:r>
-        <w:t xml:space="preserve"> </w:t>
-      </w:r>
-      <w:proofErr w:type="spellStart"/>
-      <w:r>
-        <w:t>on</w:t>
-      </w:r>
-      <w:proofErr w:type="spellEnd"/>
-      <w:r>
-        <w:t xml:space="preserve"> </w:t>
-      </w:r>
-      <w:proofErr w:type="spellStart"/>
-      <w:r>
-        <w:t>tipoIncidencia</w:t>
-      </w:r>
-      <w:proofErr w:type="spellEnd"/>
+      <w:r>
+        <w:t>subtipoIncidencia - depends on tipoIncidencia</w:t>
+      </w:r>
     </w:p>
     <w:p>
       <w:pPr>
@@ -1648,21 +1053,8 @@
         </w:numPr>
       </w:pPr>
       <w:r>
-        <w:t xml:space="preserve">estado - </w:t>
-      </w:r>
-      <w:proofErr w:type="spellStart"/>
-      <w:r>
-        <w:t>same</w:t>
-      </w:r>
-      <w:proofErr w:type="spellEnd"/>
-      <w:r>
-        <w:t xml:space="preserve"> as </w:t>
-      </w:r>
-      <w:proofErr w:type="spellStart"/>
-      <w:r>
-        <w:t>community</w:t>
-      </w:r>
-      <w:proofErr w:type="spellEnd"/>
+        <w:t>estado - same as community</w:t>
+      </w:r>
     </w:p>
     <w:p>
       <w:pPr>
@@ -1683,55 +1075,7 @@
     </w:p>
     <w:p>
       <w:r>
-        <w:t>For propietario: </w:t>
-      </w:r>
-      <w:proofErr w:type="spellStart"/>
-      <w:r>
-        <w:t>descripcionEstado</w:t>
-      </w:r>
-      <w:proofErr w:type="spellEnd"/>
-      <w:r>
-        <w:t> </w:t>
-      </w:r>
-      <w:proofErr w:type="spellStart"/>
-      <w:r>
-        <w:t>says</w:t>
-      </w:r>
-      <w:proofErr w:type="spellEnd"/>
-      <w:r>
-        <w:t xml:space="preserve"> "Explicación de la incidencia -- tipo alfanumérico de 200 </w:t>
-      </w:r>
-      <w:proofErr w:type="spellStart"/>
-      <w:r>
-        <w:t>caractéres</w:t>
-      </w:r>
-      <w:proofErr w:type="spellEnd"/>
-      <w:r>
-        <w:t xml:space="preserve"> máximo" - no NOT NULL </w:t>
-      </w:r>
-      <w:proofErr w:type="spellStart"/>
-      <w:r>
-        <w:t>mentioned</w:t>
-      </w:r>
-      <w:proofErr w:type="spellEnd"/>
-      <w:r>
-        <w:t xml:space="preserve">, so </w:t>
-      </w:r>
-      <w:proofErr w:type="spellStart"/>
-      <w:r>
-        <w:t>it's</w:t>
-      </w:r>
-      <w:proofErr w:type="spellEnd"/>
-      <w:r>
-        <w:t xml:space="preserve"> </w:t>
-      </w:r>
-      <w:proofErr w:type="spellStart"/>
-      <w:r>
-        <w:t>nullable</w:t>
-      </w:r>
-      <w:proofErr w:type="spellEnd"/>
-      <w:r>
-        <w:t>.</w:t>
+        <w:t>For propietario: descripcionEstado says "Explicación de la incidencia -- tipo alfanumérico de 200 caractéres máximo" - no NOT NULL mentioned, so it's nullable.</w:t>
       </w:r>
     </w:p>
     <w:p>
@@ -1770,39 +1114,7 @@
         <w:t>Plan</w:t>
       </w:r>
       <w:r>
-        <w:t xml:space="preserve">● 1. </w:t>
-      </w:r>
-      <w:proofErr w:type="spellStart"/>
-      <w:r>
-        <w:t>Create</w:t>
-      </w:r>
-      <w:proofErr w:type="spellEnd"/>
-      <w:r>
-        <w:t xml:space="preserve"> Prisma </w:t>
-      </w:r>
-      <w:proofErr w:type="spellStart"/>
-      <w:r>
-        <w:t>models</w:t>
-      </w:r>
-      <w:proofErr w:type="spellEnd"/>
-      <w:r>
-        <w:t xml:space="preserve"> </w:t>
-      </w:r>
-      <w:proofErr w:type="spellStart"/>
-      <w:r>
-        <w:t>for</w:t>
-      </w:r>
-      <w:proofErr w:type="spellEnd"/>
-      <w:r>
-        <w:t xml:space="preserve"> </w:t>
-      </w:r>
-      <w:proofErr w:type="spellStart"/>
-      <w:r>
-        <w:t>IncidenciaComunidadTitulo</w:t>
-      </w:r>
-      <w:proofErr w:type="spellEnd"/>
-      <w:r>
-        <w:t xml:space="preserve"> and IncidenciaPropietarioTitulo</w:t>
+        <w:t>● 1. Create Prisma models for IncidenciaComunidadTitulo and IncidenciaPropietarioTitulo</w:t>
       </w:r>
       <w:r>
         <w:rPr>
@@ -1818,81 +1130,8 @@
           <w:b/>
           <w:bCs/>
         </w:rPr>
-        <w:t xml:space="preserve">1. </w:t>
-      </w:r>
-      <w:proofErr w:type="spellStart"/>
-      <w:r>
-        <w:rPr>
-          <w:b/>
-          <w:bCs/>
-        </w:rPr>
-        <w:t>Create</w:t>
-      </w:r>
-      <w:proofErr w:type="spellEnd"/>
-      <w:r>
-        <w:rPr>
-          <w:b/>
-          <w:bCs/>
-        </w:rPr>
-        <w:t xml:space="preserve"> Prisma </w:t>
-      </w:r>
-      <w:proofErr w:type="spellStart"/>
-      <w:r>
-        <w:rPr>
-          <w:b/>
-          <w:bCs/>
-        </w:rPr>
-        <w:t>models</w:t>
-      </w:r>
-      <w:proofErr w:type="spellEnd"/>
-      <w:r>
-        <w:rPr>
-          <w:b/>
-          <w:bCs/>
-        </w:rPr>
-        <w:t xml:space="preserve"> </w:t>
-      </w:r>
-      <w:proofErr w:type="spellStart"/>
-      <w:r>
-        <w:rPr>
-          <w:b/>
-          <w:bCs/>
-        </w:rPr>
-        <w:t>for</w:t>
-      </w:r>
-      <w:proofErr w:type="spellEnd"/>
-      <w:r>
-        <w:rPr>
-          <w:b/>
-          <w:bCs/>
-        </w:rPr>
-        <w:t xml:space="preserve"> </w:t>
-      </w:r>
-      <w:proofErr w:type="spellStart"/>
-      <w:r>
-        <w:rPr>
-          <w:b/>
-          <w:bCs/>
-        </w:rPr>
-        <w:t>IncidenciaComunidadTitulo</w:t>
-      </w:r>
-      <w:proofErr w:type="spellEnd"/>
-      <w:r>
-        <w:rPr>
-          <w:b/>
-          <w:bCs/>
-        </w:rPr>
-        <w:t xml:space="preserve"> and </w:t>
-      </w:r>
-      <w:proofErr w:type="spellStart"/>
-      <w:r>
-        <w:rPr>
-          <w:b/>
-          <w:bCs/>
-        </w:rPr>
-        <w:t>IncidenciaPropietarioTitulo</w:t>
-      </w:r>
-      <w:proofErr w:type="spellEnd"/>
+        <w:t>1. Create Prisma models for IncidenciaComunidadTitulo and IncidenciaPropietarioTitulo</w:t>
+      </w:r>
     </w:p>
     <w:p>
       <w:pPr>
@@ -2008,21 +1247,12 @@
       </w:r>
     </w:p>
     <w:p>
-      <w:proofErr w:type="spellStart"/>
       <w:r>
         <w:rPr>
           <w:b/>
           <w:bCs/>
         </w:rPr>
-        <w:t>IncidenciaComunidadTitulo</w:t>
-      </w:r>
-      <w:proofErr w:type="spellEnd"/>
-      <w:r>
-        <w:rPr>
-          <w:b/>
-          <w:bCs/>
-        </w:rPr>
-        <w:t>:</w:t>
+        <w:t>IncidenciaComunidadTitulo:</w:t>
       </w:r>
     </w:p>
     <w:p>
@@ -2066,21 +1296,8 @@
           <w:numId w:val="24"/>
         </w:numPr>
       </w:pPr>
-      <w:proofErr w:type="spellStart"/>
-      <w:r>
-        <w:t>tipoIncidencia</w:t>
-      </w:r>
-      <w:proofErr w:type="spellEnd"/>
-      <w:r>
-        <w:t xml:space="preserve"> - String ("Mantenimiento", "Desperfecto", "</w:t>
-      </w:r>
-      <w:proofErr w:type="spellStart"/>
-      <w:r>
-        <w:t>Catastrofe</w:t>
-      </w:r>
-      <w:proofErr w:type="spellEnd"/>
-      <w:r>
-        <w:t>")</w:t>
+      <w:r>
+        <w:t>tipoIncidencia - String ("Mantenimiento", "Desperfecto", "Catastrofe")</w:t>
       </w:r>
     </w:p>
     <w:p>
@@ -2090,13 +1307,8 @@
           <w:numId w:val="24"/>
         </w:numPr>
       </w:pPr>
-      <w:proofErr w:type="spellStart"/>
-      <w:r>
-        <w:t>subtipoIncidencia</w:t>
-      </w:r>
-      <w:proofErr w:type="spellEnd"/>
-      <w:r>
-        <w:t xml:space="preserve"> - String</w:t>
+      <w:r>
+        <w:t>subtipoIncidencia - String</w:t>
       </w:r>
     </w:p>
     <w:p>
@@ -2151,21 +1363,8 @@
           <w:numId w:val="24"/>
         </w:numPr>
       </w:pPr>
-      <w:proofErr w:type="spellStart"/>
-      <w:r>
-        <w:t>fechaCreacion</w:t>
-      </w:r>
-      <w:proofErr w:type="spellEnd"/>
-      <w:r>
-        <w:t xml:space="preserve"> - </w:t>
-      </w:r>
-      <w:proofErr w:type="spellStart"/>
-      <w:r>
-        <w:t>DateTime</w:t>
-      </w:r>
-      <w:proofErr w:type="spellEnd"/>
-      <w:r>
-        <w:t xml:space="preserve"> @default(</w:t>
+      <w:r>
+        <w:t>fechaCreacion - DateTime @default(</w:t>
       </w:r>
       <w:proofErr w:type="gramStart"/>
       <w:r>
@@ -2183,21 +1382,8 @@
           <w:numId w:val="24"/>
         </w:numPr>
       </w:pPr>
-      <w:proofErr w:type="spellStart"/>
-      <w:r>
-        <w:t>fechaModificacion</w:t>
-      </w:r>
-      <w:proofErr w:type="spellEnd"/>
-      <w:r>
-        <w:t xml:space="preserve"> - </w:t>
-      </w:r>
-      <w:proofErr w:type="spellStart"/>
-      <w:r>
-        <w:t>DateTime</w:t>
-      </w:r>
-      <w:proofErr w:type="spellEnd"/>
-      <w:r>
-        <w:t>?</w:t>
+      <w:r>
+        <w:t>fechaModificacion - DateTime?</w:t>
       </w:r>
     </w:p>
     <w:p>
@@ -2207,39 +1393,17 @@
           <w:numId w:val="24"/>
         </w:numPr>
       </w:pPr>
-      <w:proofErr w:type="spellStart"/>
-      <w:r>
-        <w:t>fechaCierre</w:t>
-      </w:r>
-      <w:proofErr w:type="spellEnd"/>
-      <w:r>
-        <w:t xml:space="preserve"> - </w:t>
-      </w:r>
-      <w:proofErr w:type="spellStart"/>
-      <w:r>
-        <w:t>DateTime</w:t>
-      </w:r>
-      <w:proofErr w:type="spellEnd"/>
-      <w:r>
-        <w:t>?</w:t>
-      </w:r>
-    </w:p>
-    <w:p>
-      <w:proofErr w:type="spellStart"/>
+      <w:r>
+        <w:t>fechaCierre - DateTime?</w:t>
+      </w:r>
+    </w:p>
+    <w:p>
       <w:r>
         <w:rPr>
           <w:b/>
           <w:bCs/>
         </w:rPr>
-        <w:t>IncidenciaPropietarioTitulo</w:t>
-      </w:r>
-      <w:proofErr w:type="spellEnd"/>
-      <w:r>
-        <w:rPr>
-          <w:b/>
-          <w:bCs/>
-        </w:rPr>
-        <w:t>:</w:t>
+        <w:t>IncidenciaPropietarioTitulo:</w:t>
       </w:r>
     </w:p>
     <w:p>
@@ -2249,21 +1413,8 @@
           <w:numId w:val="25"/>
         </w:numPr>
       </w:pPr>
-      <w:proofErr w:type="spellStart"/>
-      <w:r>
-        <w:t>idIncPro</w:t>
-      </w:r>
-      <w:proofErr w:type="spellEnd"/>
-      <w:r>
-        <w:t xml:space="preserve"> - </w:t>
-      </w:r>
-      <w:proofErr w:type="spellStart"/>
-      <w:r>
-        <w:t>Int</w:t>
-      </w:r>
-      <w:proofErr w:type="spellEnd"/>
-      <w:r>
-        <w:t xml:space="preserve"> @id @default(</w:t>
+      <w:r>
+        <w:t>idIncPro - Int @id @default(</w:t>
       </w:r>
       <w:proofErr w:type="gramStart"/>
       <w:r>
@@ -2281,37 +1432,8 @@
           <w:numId w:val="25"/>
         </w:numPr>
       </w:pPr>
-      <w:proofErr w:type="spellStart"/>
-      <w:r>
-        <w:t>idPro</w:t>
-      </w:r>
-      <w:proofErr w:type="spellEnd"/>
-      <w:r>
-        <w:t xml:space="preserve"> - </w:t>
-      </w:r>
-      <w:proofErr w:type="spellStart"/>
-      <w:r>
-        <w:t>Int</w:t>
-      </w:r>
-      <w:proofErr w:type="spellEnd"/>
-      <w:r>
-        <w:t xml:space="preserve"> (FK </w:t>
-      </w:r>
-      <w:proofErr w:type="spellStart"/>
-      <w:r>
-        <w:t>to</w:t>
-      </w:r>
-      <w:proofErr w:type="spellEnd"/>
-      <w:r>
-        <w:t xml:space="preserve"> </w:t>
-      </w:r>
-      <w:proofErr w:type="spellStart"/>
-      <w:r>
-        <w:t>Propietario.id</w:t>
-      </w:r>
-      <w:proofErr w:type="spellEnd"/>
-      <w:r>
-        <w:t>)</w:t>
+      <w:r>
+        <w:t>idPro - Int (FK to Propietario.id)</w:t>
       </w:r>
     </w:p>
     <w:p>
@@ -2321,21 +1443,8 @@
           <w:numId w:val="25"/>
         </w:numPr>
       </w:pPr>
-      <w:proofErr w:type="spellStart"/>
-      <w:r>
-        <w:t>tipoIncidencia</w:t>
-      </w:r>
-      <w:proofErr w:type="spellEnd"/>
-      <w:r>
-        <w:t xml:space="preserve"> - String ("Mantenimiento", "Desperfecto", "</w:t>
-      </w:r>
-      <w:proofErr w:type="spellStart"/>
-      <w:r>
-        <w:t>Catastrofe</w:t>
-      </w:r>
-      <w:proofErr w:type="spellEnd"/>
-      <w:r>
-        <w:t>", "Convivencia")</w:t>
+      <w:r>
+        <w:t>tipoIncidencia - String ("Mantenimiento", "Desperfecto", "Catastrofe", "Convivencia")</w:t>
       </w:r>
     </w:p>
     <w:p>
@@ -2345,13 +1454,8 @@
           <w:numId w:val="25"/>
         </w:numPr>
       </w:pPr>
-      <w:proofErr w:type="spellStart"/>
-      <w:r>
-        <w:t>subtipoIncidencia</w:t>
-      </w:r>
-      <w:proofErr w:type="spellEnd"/>
-      <w:r>
-        <w:t xml:space="preserve"> - String</w:t>
+      <w:r>
+        <w:t>subtipoIncidencia - String</w:t>
       </w:r>
     </w:p>
     <w:p>
@@ -2379,15 +1483,7 @@
         </w:numPr>
       </w:pPr>
       <w:r>
-        <w:t>estado - String (</w:t>
-      </w:r>
-      <w:proofErr w:type="spellStart"/>
-      <w:r>
-        <w:t>same</w:t>
-      </w:r>
-      <w:proofErr w:type="spellEnd"/>
-      <w:r>
-        <w:t xml:space="preserve"> as comunidad)</w:t>
+        <w:t>estado - String (same as comunidad)</w:t>
       </w:r>
     </w:p>
     <w:p>
@@ -2414,21 +1510,8 @@
           <w:numId w:val="25"/>
         </w:numPr>
       </w:pPr>
-      <w:proofErr w:type="spellStart"/>
-      <w:r>
-        <w:t>fechaCreacion</w:t>
-      </w:r>
-      <w:proofErr w:type="spellEnd"/>
-      <w:r>
-        <w:t xml:space="preserve"> - </w:t>
-      </w:r>
-      <w:proofErr w:type="spellStart"/>
-      <w:r>
-        <w:t>DateTime</w:t>
-      </w:r>
-      <w:proofErr w:type="spellEnd"/>
-      <w:r>
-        <w:t xml:space="preserve"> @default(</w:t>
+      <w:r>
+        <w:t>fechaCreacion - DateTime @default(</w:t>
       </w:r>
       <w:proofErr w:type="gramStart"/>
       <w:r>
@@ -2446,22 +1529,9 @@
           <w:numId w:val="25"/>
         </w:numPr>
       </w:pPr>
-      <w:proofErr w:type="spellStart"/>
       <w:r>
         <w:lastRenderedPageBreak/>
-        <w:t>fechaModificacion</w:t>
-      </w:r>
-      <w:proofErr w:type="spellEnd"/>
-      <w:r>
-        <w:t xml:space="preserve"> - </w:t>
-      </w:r>
-      <w:proofErr w:type="spellStart"/>
-      <w:r>
-        <w:t>DateTime</w:t>
-      </w:r>
-      <w:proofErr w:type="spellEnd"/>
-      <w:r>
-        <w:t>?</w:t>
+        <w:t>fechaModificacion - DateTime?</w:t>
       </w:r>
     </w:p>
     <w:p>
@@ -2471,21 +1541,8 @@
           <w:numId w:val="25"/>
         </w:numPr>
       </w:pPr>
-      <w:proofErr w:type="spellStart"/>
-      <w:r>
-        <w:t>fechaCierre</w:t>
-      </w:r>
-      <w:proofErr w:type="spellEnd"/>
-      <w:r>
-        <w:t xml:space="preserve"> - </w:t>
-      </w:r>
-      <w:proofErr w:type="spellStart"/>
-      <w:r>
-        <w:t>DateTime</w:t>
-      </w:r>
-      <w:proofErr w:type="spellEnd"/>
-      <w:r>
-        <w:t>?</w:t>
+      <w:r>
+        <w:t>fechaCierre - DateTime?</w:t>
       </w:r>
     </w:p>
     <w:p>
@@ -2496,15 +1553,7 @@
         <w:t xml:space="preserve">Wait, for IncidenciaPropietarioTitulo, descripcionEstado is NOT marked as NOT NULL. </w:t>
       </w:r>
       <w:r>
-        <w:t xml:space="preserve">Let me </w:t>
-      </w:r>
-      <w:proofErr w:type="spellStart"/>
-      <w:r>
-        <w:t>re-read</w:t>
-      </w:r>
-      <w:proofErr w:type="spellEnd"/>
-      <w:r>
-        <w:t>:</w:t>
+        <w:t>Let me re-read:</w:t>
       </w:r>
     </w:p>
     <w:p>
@@ -2514,15 +1563,7 @@
     </w:p>
     <w:p>
       <w:r>
-        <w:t xml:space="preserve">- </w:t>
-      </w:r>
-      <w:proofErr w:type="spellStart"/>
-      <w:r>
-        <w:t>descripcionEstado</w:t>
-      </w:r>
-      <w:proofErr w:type="spellEnd"/>
-      <w:r>
-        <w:t xml:space="preserve"> </w:t>
+        <w:t xml:space="preserve">- descripcionEstado </w:t>
       </w:r>
     </w:p>
     <w:p>
@@ -2532,15 +1573,7 @@
     </w:p>
     <w:p>
       <w:r>
-        <w:t xml:space="preserve">  -- tipo alfanumérico de 200 </w:t>
-      </w:r>
-      <w:proofErr w:type="spellStart"/>
-      <w:r>
-        <w:t>caractéres</w:t>
-      </w:r>
-      <w:proofErr w:type="spellEnd"/>
-      <w:r>
-        <w:t xml:space="preserve"> máximo</w:t>
+        <w:t xml:space="preserve">  -- tipo alfanumérico de 200 caractéres máximo</w:t>
       </w:r>
     </w:p>
     <w:p>
@@ -2555,15 +1588,7 @@
     </w:p>
     <w:p>
       <w:r>
-        <w:t xml:space="preserve">- </w:t>
-      </w:r>
-      <w:proofErr w:type="spellStart"/>
-      <w:r>
-        <w:t>descripcionEstado</w:t>
-      </w:r>
-      <w:proofErr w:type="spellEnd"/>
-      <w:r>
-        <w:t xml:space="preserve"> </w:t>
+        <w:t xml:space="preserve">- descripcionEstado </w:t>
       </w:r>
     </w:p>
     <w:p>
@@ -2573,49 +1598,17 @@
     </w:p>
     <w:p>
       <w:r>
-        <w:t xml:space="preserve">  -- tipo alfanumérico de 200 </w:t>
-      </w:r>
-      <w:proofErr w:type="spellStart"/>
-      <w:r>
-        <w:t>caractéres</w:t>
-      </w:r>
-      <w:proofErr w:type="spellEnd"/>
-      <w:r>
-        <w:t xml:space="preserve"> máximo</w:t>
-      </w:r>
-    </w:p>
-    <w:p>
-      <w:pPr>
-        <w:rPr>
-          <w:lang w:val="en-US"/>
-        </w:rPr>
-      </w:pPr>
-      <w:r>
-        <w:t xml:space="preserve">No NOT NULL </w:t>
-      </w:r>
-      <w:proofErr w:type="spellStart"/>
-      <w:r>
-        <w:t>for</w:t>
-      </w:r>
-      <w:proofErr w:type="spellEnd"/>
-      <w:r>
-        <w:t xml:space="preserve"> </w:t>
-      </w:r>
-      <w:proofErr w:type="spellStart"/>
-      <w:r>
-        <w:t>propietario's</w:t>
-      </w:r>
-      <w:proofErr w:type="spellEnd"/>
-      <w:r>
-        <w:t> </w:t>
-      </w:r>
-      <w:proofErr w:type="spellStart"/>
-      <w:r>
-        <w:t>descripcionEstado</w:t>
-      </w:r>
-      <w:proofErr w:type="spellEnd"/>
-      <w:r>
-        <w:t xml:space="preserve">. </w:t>
+        <w:t xml:space="preserve">  -- tipo alfanumérico de 200 caractéres máximo</w:t>
+      </w:r>
+    </w:p>
+    <w:p>
+      <w:pPr>
+        <w:rPr>
+          <w:lang w:val="en-US"/>
+        </w:rPr>
+      </w:pPr>
+      <w:r>
+        <w:t xml:space="preserve">No NOT NULL for propietario's descripcionEstado. </w:t>
       </w:r>
       <w:r>
         <w:rPr>
@@ -2626,15 +1619,7 @@
     </w:p>
     <w:p>
       <w:r>
-        <w:t xml:space="preserve">- </w:t>
-      </w:r>
-      <w:proofErr w:type="spellStart"/>
-      <w:r>
-        <w:t>descripcionEstado</w:t>
-      </w:r>
-      <w:proofErr w:type="spellEnd"/>
-      <w:r>
-        <w:t xml:space="preserve"> </w:t>
+        <w:t xml:space="preserve">- descripcionEstado </w:t>
       </w:r>
     </w:p>
     <w:p>
@@ -2644,15 +1629,7 @@
     </w:p>
     <w:p>
       <w:r>
-        <w:t xml:space="preserve">  -- tipo alfanumérico de 200 </w:t>
-      </w:r>
-      <w:proofErr w:type="spellStart"/>
-      <w:r>
-        <w:t>caractéres</w:t>
-      </w:r>
-      <w:proofErr w:type="spellEnd"/>
-      <w:r>
-        <w:t xml:space="preserve"> máximo</w:t>
+        <w:t xml:space="preserve">  -- tipo alfanumérico de 200 caractéres máximo</w:t>
       </w:r>
     </w:p>
     <w:p>
@@ -2704,45 +1681,8 @@
           <w:numId w:val="26"/>
         </w:numPr>
       </w:pPr>
-      <w:proofErr w:type="spellStart"/>
-      <w:r>
-        <w:t>idCom</w:t>
-      </w:r>
-      <w:proofErr w:type="spellEnd"/>
-      <w:r>
-        <w:t> </w:t>
-      </w:r>
-      <w:proofErr w:type="spellStart"/>
-      <w:r>
-        <w:t>references</w:t>
-      </w:r>
-      <w:proofErr w:type="spellEnd"/>
-      <w:r>
-        <w:t> </w:t>
-      </w:r>
-      <w:proofErr w:type="spellStart"/>
-      <w:r>
-        <w:t>Comunidad.id</w:t>
-      </w:r>
-      <w:proofErr w:type="spellEnd"/>
-      <w:r>
-        <w:t> </w:t>
-      </w:r>
-      <w:proofErr w:type="spellStart"/>
-      <w:r>
-        <w:t>with</w:t>
-      </w:r>
-      <w:proofErr w:type="spellEnd"/>
-      <w:r>
-        <w:t xml:space="preserve"> </w:t>
-      </w:r>
-      <w:proofErr w:type="spellStart"/>
-      <w:r>
-        <w:t>onDelete</w:t>
-      </w:r>
-      <w:proofErr w:type="spellEnd"/>
-      <w:r>
-        <w:t>: Cascade</w:t>
+      <w:r>
+        <w:t>idCom references Comunidad.id with onDelete: Cascade</w:t>
       </w:r>
     </w:p>
     <w:p>
@@ -2752,45 +1692,8 @@
           <w:numId w:val="26"/>
         </w:numPr>
       </w:pPr>
-      <w:proofErr w:type="spellStart"/>
-      <w:r>
-        <w:t>idPro</w:t>
-      </w:r>
-      <w:proofErr w:type="spellEnd"/>
-      <w:r>
-        <w:t> </w:t>
-      </w:r>
-      <w:proofErr w:type="spellStart"/>
-      <w:r>
-        <w:t>references</w:t>
-      </w:r>
-      <w:proofErr w:type="spellEnd"/>
-      <w:r>
-        <w:t> </w:t>
-      </w:r>
-      <w:proofErr w:type="spellStart"/>
-      <w:r>
-        <w:t>Propietario.id</w:t>
-      </w:r>
-      <w:proofErr w:type="spellEnd"/>
-      <w:r>
-        <w:t> </w:t>
-      </w:r>
-      <w:proofErr w:type="spellStart"/>
-      <w:r>
-        <w:t>with</w:t>
-      </w:r>
-      <w:proofErr w:type="spellEnd"/>
-      <w:r>
-        <w:t xml:space="preserve"> </w:t>
-      </w:r>
-      <w:proofErr w:type="spellStart"/>
-      <w:r>
-        <w:t>onDelete</w:t>
-      </w:r>
-      <w:proofErr w:type="spellEnd"/>
-      <w:r>
-        <w:t>: Cascade</w:t>
+      <w:r>
+        <w:t>idPro references Propietario.id with onDelete: Cascade</w:t>
       </w:r>
     </w:p>
     <w:p>
@@ -3100,44 +2003,15 @@
         <w:t>bash</w:t>
       </w:r>
       <w:r>
-        <w:t xml:space="preserve">sqlite3 </w:t>
-      </w:r>
-      <w:proofErr w:type="spellStart"/>
-      <w:r>
-        <w:t>backend</w:t>
-      </w:r>
-      <w:proofErr w:type="spellEnd"/>
-      <w:r>
-        <w:t>/prisma/</w:t>
-      </w:r>
-      <w:proofErr w:type="spellStart"/>
-      <w:r>
-        <w:t>dev.sqlite</w:t>
-      </w:r>
-      <w:proofErr w:type="spellEnd"/>
-      <w:r>
-        <w:t xml:space="preserve"> </w:t>
+        <w:t xml:space="preserve">sqlite3 backend/prisma/dev.sqlite </w:t>
       </w:r>
       <w:proofErr w:type="gramStart"/>
       <w:r>
-        <w:t>".</w:t>
-      </w:r>
-      <w:proofErr w:type="spellStart"/>
-      <w:r>
-        <w:t>schema</w:t>
-      </w:r>
-      <w:proofErr w:type="spellEnd"/>
+        <w:t>".schema</w:t>
+      </w:r>
       <w:proofErr w:type="gramEnd"/>
       <w:r>
-        <w:t xml:space="preserve"> </w:t>
-      </w:r>
-      <w:proofErr w:type="spellStart"/>
-      <w:r>
-        <w:t>IncidenciaComunidadTitulo</w:t>
-      </w:r>
-      <w:proofErr w:type="spellEnd"/>
-      <w:r>
-        <w:t>"</w:t>
+        <w:t xml:space="preserve"> IncidenciaComunidadTitulo"</w:t>
       </w:r>
       <w:r>
         <w:rPr>
@@ -3230,45 +2104,8 @@
         <w:t>✓</w:t>
       </w:r>
       <w:r>
-        <w:t xml:space="preserve">1. </w:t>
-      </w:r>
-      <w:proofErr w:type="spellStart"/>
-      <w:r>
-        <w:t>Create</w:t>
-      </w:r>
-      <w:proofErr w:type="spellEnd"/>
-      <w:r>
-        <w:t xml:space="preserve"> Prisma </w:t>
-      </w:r>
-      <w:proofErr w:type="spellStart"/>
-      <w:r>
-        <w:t>models</w:t>
-      </w:r>
-      <w:proofErr w:type="spellEnd"/>
-      <w:r>
-        <w:t xml:space="preserve"> </w:t>
-      </w:r>
-      <w:proofErr w:type="spellStart"/>
-      <w:r>
-        <w:t>for</w:t>
-      </w:r>
-      <w:proofErr w:type="spellEnd"/>
-      <w:r>
-        <w:t xml:space="preserve"> </w:t>
-      </w:r>
-      <w:proofErr w:type="spellStart"/>
-      <w:r>
-        <w:t>IncidenciaComunidadTitulo</w:t>
-      </w:r>
-      <w:proofErr w:type="spellEnd"/>
-      <w:r>
-        <w:t xml:space="preserve"> and </w:t>
-      </w:r>
-      <w:proofErr w:type="spellStart"/>
-      <w:r>
-        <w:t>IncidenciaPropietarioTitulo</w:t>
-      </w:r>
-      <w:proofErr w:type="spellEnd"/>
+        <w:t>1. Create Prisma models for IncidenciaComunidadTitulo and IncidenciaPropietarioTitulo</w:t>
+      </w:r>
     </w:p>
     <w:p>
       <w:pPr>
@@ -3449,45 +2286,8 @@
         <w:t>✓</w:t>
       </w:r>
       <w:r>
-        <w:t xml:space="preserve">1. </w:t>
-      </w:r>
-      <w:proofErr w:type="spellStart"/>
-      <w:r>
-        <w:t>Create</w:t>
-      </w:r>
-      <w:proofErr w:type="spellEnd"/>
-      <w:r>
-        <w:t xml:space="preserve"> Prisma </w:t>
-      </w:r>
-      <w:proofErr w:type="spellStart"/>
-      <w:r>
-        <w:t>models</w:t>
-      </w:r>
-      <w:proofErr w:type="spellEnd"/>
-      <w:r>
-        <w:t xml:space="preserve"> </w:t>
-      </w:r>
-      <w:proofErr w:type="spellStart"/>
-      <w:r>
-        <w:t>for</w:t>
-      </w:r>
-      <w:proofErr w:type="spellEnd"/>
-      <w:r>
-        <w:t xml:space="preserve"> </w:t>
-      </w:r>
-      <w:proofErr w:type="spellStart"/>
-      <w:r>
-        <w:t>IncidenciaComunidadTitulo</w:t>
-      </w:r>
-      <w:proofErr w:type="spellEnd"/>
-      <w:r>
-        <w:t xml:space="preserve"> and </w:t>
-      </w:r>
-      <w:proofErr w:type="spellStart"/>
-      <w:r>
-        <w:t>IncidenciaPropietarioTitulo</w:t>
-      </w:r>
-      <w:proofErr w:type="spellEnd"/>
+        <w:t>1. Create Prisma models for IncidenciaComunidadTitulo and IncidenciaPropietarioTitulo</w:t>
+      </w:r>
     </w:p>
     <w:p>
       <w:pPr>
@@ -3521,21 +2321,8 @@
         <w:t>✓</w:t>
       </w:r>
       <w:r>
-        <w:t xml:space="preserve">3. </w:t>
-      </w:r>
-      <w:proofErr w:type="spellStart"/>
-      <w:r>
-        <w:t>Build</w:t>
-      </w:r>
-      <w:proofErr w:type="spellEnd"/>
-      <w:r>
-        <w:t xml:space="preserve"> and </w:t>
-      </w:r>
-      <w:proofErr w:type="spellStart"/>
-      <w:r>
-        <w:t>commit</w:t>
-      </w:r>
-      <w:proofErr w:type="spellEnd"/>
+        <w:t>3. Build and commit</w:t>
+      </w:r>
     </w:p>
     <w:p>
       <w:r>
@@ -3561,23 +2348,7 @@
           <w:b/>
           <w:bCs/>
         </w:rPr>
-        <w:t>Tabla </w:t>
-      </w:r>
-      <w:proofErr w:type="spellStart"/>
-      <w:r>
-        <w:rPr>
-          <w:b/>
-          <w:bCs/>
-        </w:rPr>
-        <w:t>IncidenciaComunidadTitulo</w:t>
-      </w:r>
-      <w:proofErr w:type="spellEnd"/>
-      <w:r>
-        <w:rPr>
-          <w:b/>
-          <w:bCs/>
-        </w:rPr>
-        <w:t>:</w:t>
+        <w:t>Tabla IncidenciaComunidadTitulo:</w:t>
       </w:r>
     </w:p>
     <w:p>
@@ -3587,21 +2358,8 @@
           <w:numId w:val="27"/>
         </w:numPr>
       </w:pPr>
-      <w:proofErr w:type="spellStart"/>
-      <w:r>
-        <w:t>idIncidencia</w:t>
-      </w:r>
-      <w:proofErr w:type="spellEnd"/>
-      <w:r>
-        <w:t xml:space="preserve"> (PK, </w:t>
-      </w:r>
-      <w:proofErr w:type="spellStart"/>
-      <w:r>
-        <w:t>auto-increment</w:t>
-      </w:r>
-      <w:proofErr w:type="spellEnd"/>
-      <w:r>
-        <w:t>)</w:t>
+      <w:r>
+        <w:t>idIncidencia (PK, auto-increment)</w:t>
       </w:r>
     </w:p>
     <w:p>
@@ -3611,29 +2369,8 @@
           <w:numId w:val="27"/>
         </w:numPr>
       </w:pPr>
-      <w:proofErr w:type="spellStart"/>
-      <w:r>
-        <w:t>idCom</w:t>
-      </w:r>
-      <w:proofErr w:type="spellEnd"/>
-      <w:r>
-        <w:t xml:space="preserve"> (FK → </w:t>
-      </w:r>
-      <w:proofErr w:type="spellStart"/>
-      <w:r>
-        <w:t>Comunidad.id</w:t>
-      </w:r>
-      <w:proofErr w:type="spellEnd"/>
-      <w:r>
-        <w:t xml:space="preserve">, cascade </w:t>
-      </w:r>
-      <w:proofErr w:type="spellStart"/>
-      <w:r>
-        <w:t>delete</w:t>
-      </w:r>
-      <w:proofErr w:type="spellEnd"/>
-      <w:r>
-        <w:t>)</w:t>
+      <w:r>
+        <w:t>idCom (FK → Comunidad.id, cascade delete)</w:t>
       </w:r>
     </w:p>
     <w:p>
@@ -3643,21 +2380,8 @@
           <w:numId w:val="27"/>
         </w:numPr>
       </w:pPr>
-      <w:proofErr w:type="spellStart"/>
-      <w:r>
-        <w:t>tipoIncidencia</w:t>
-      </w:r>
-      <w:proofErr w:type="spellEnd"/>
-      <w:r>
-        <w:t xml:space="preserve"> (Mantenimiento, Desperfecto, </w:t>
-      </w:r>
-      <w:proofErr w:type="spellStart"/>
-      <w:r>
-        <w:t>Catastrofe</w:t>
-      </w:r>
-      <w:proofErr w:type="spellEnd"/>
-      <w:r>
-        <w:t>)</w:t>
+      <w:r>
+        <w:t>tipoIncidencia (Mantenimiento, Desperfecto, Catastrofe)</w:t>
       </w:r>
     </w:p>
     <w:p>
@@ -3667,22 +2391,9 @@
           <w:numId w:val="27"/>
         </w:numPr>
       </w:pPr>
-      <w:proofErr w:type="spellStart"/>
       <w:r>
         <w:lastRenderedPageBreak/>
-        <w:t>subtipoIncidencia</w:t>
-      </w:r>
-      <w:proofErr w:type="spellEnd"/>
-      <w:r>
-        <w:t xml:space="preserve"> (según tipo: Eléctrico, Fontanería, Desagüe, Ventilación, Ext. Incendio, </w:t>
-      </w:r>
-      <w:proofErr w:type="spellStart"/>
-      <w:r>
-        <w:t>Det</w:t>
-      </w:r>
-      <w:proofErr w:type="spellEnd"/>
-      <w:r>
-        <w:t>. Incendio, Basuras, Teleco, Ascensores / Funcionales, Estéticos, Seguridad / Meteorológica, Externa, Interna)</w:t>
+        <w:t>subtipoIncidencia (según tipo: Eléctrico, Fontanería, Desagüe, Ventilación, Ext. Incendio, Det. Incendio, Basuras, Teleco, Ascensores / Funcionales, Estéticos, Seguridad / Meteorológica, Externa, Interna)</w:t>
       </w:r>
     </w:p>
     <w:p>
@@ -3692,21 +2403,8 @@
           <w:numId w:val="27"/>
         </w:numPr>
       </w:pPr>
-      <w:proofErr w:type="spellStart"/>
-      <w:r>
-        <w:t>descripcion</w:t>
-      </w:r>
-      <w:proofErr w:type="spellEnd"/>
-      <w:r>
-        <w:t xml:space="preserve"> (NOT NULL, </w:t>
-      </w:r>
-      <w:proofErr w:type="spellStart"/>
-      <w:r>
-        <w:t>máx</w:t>
-      </w:r>
-      <w:proofErr w:type="spellEnd"/>
-      <w:r>
-        <w:t xml:space="preserve"> 200 caracteres)</w:t>
+      <w:r>
+        <w:t>descripcion (NOT NULL, máx 200 caracteres)</w:t>
       </w:r>
     </w:p>
     <w:p>
@@ -3727,21 +2425,8 @@
           <w:numId w:val="27"/>
         </w:numPr>
       </w:pPr>
-      <w:proofErr w:type="spellStart"/>
-      <w:r>
-        <w:t>descripcionEstado</w:t>
-      </w:r>
-      <w:proofErr w:type="spellEnd"/>
-      <w:r>
-        <w:t xml:space="preserve"> (NOT NULL, </w:t>
-      </w:r>
-      <w:proofErr w:type="spellStart"/>
-      <w:r>
-        <w:t>máx</w:t>
-      </w:r>
-      <w:proofErr w:type="spellEnd"/>
-      <w:r>
-        <w:t xml:space="preserve"> 200 caracteres)</w:t>
+      <w:r>
+        <w:t>descripcionEstado (NOT NULL, máx 200 caracteres)</w:t>
       </w:r>
     </w:p>
     <w:p>
@@ -3751,27 +2436,9 @@
           <w:numId w:val="27"/>
         </w:numPr>
       </w:pPr>
-      <w:proofErr w:type="spellStart"/>
-      <w:r>
-        <w:t>fechaCreacion</w:t>
-      </w:r>
-      <w:proofErr w:type="spellEnd"/>
-      <w:r>
-        <w:t>, </w:t>
-      </w:r>
-      <w:proofErr w:type="spellStart"/>
-      <w:r>
-        <w:t>fechaModificacion</w:t>
-      </w:r>
-      <w:proofErr w:type="spellEnd"/>
-      <w:r>
-        <w:t>, </w:t>
-      </w:r>
-      <w:proofErr w:type="spellStart"/>
-      <w:r>
-        <w:t>fechaCierre</w:t>
-      </w:r>
-      <w:proofErr w:type="spellEnd"/>
+      <w:r>
+        <w:t>fechaCreacion, fechaModificacion, fechaCierre</w:t>
+      </w:r>
     </w:p>
     <w:p>
       <w:r>
@@ -3779,23 +2446,7 @@
           <w:b/>
           <w:bCs/>
         </w:rPr>
-        <w:t>Tabla </w:t>
-      </w:r>
-      <w:proofErr w:type="spellStart"/>
-      <w:r>
-        <w:rPr>
-          <w:b/>
-          <w:bCs/>
-        </w:rPr>
-        <w:t>IncidenciaPropietarioTitulo</w:t>
-      </w:r>
-      <w:proofErr w:type="spellEnd"/>
-      <w:r>
-        <w:rPr>
-          <w:b/>
-          <w:bCs/>
-        </w:rPr>
-        <w:t>:</w:t>
+        <w:t>Tabla IncidenciaPropietarioTitulo:</w:t>
       </w:r>
     </w:p>
     <w:p>
@@ -3805,21 +2456,8 @@
           <w:numId w:val="28"/>
         </w:numPr>
       </w:pPr>
-      <w:proofErr w:type="spellStart"/>
-      <w:r>
-        <w:t>idIncidencia</w:t>
-      </w:r>
-      <w:proofErr w:type="spellEnd"/>
-      <w:r>
-        <w:t xml:space="preserve"> (PK, </w:t>
-      </w:r>
-      <w:proofErr w:type="spellStart"/>
-      <w:r>
-        <w:t>auto-increment</w:t>
-      </w:r>
-      <w:proofErr w:type="spellEnd"/>
-      <w:r>
-        <w:t>)</w:t>
+      <w:r>
+        <w:t>idIncidencia (PK, auto-increment)</w:t>
       </w:r>
     </w:p>
     <w:p>
@@ -3846,21 +2484,8 @@
           <w:numId w:val="28"/>
         </w:numPr>
       </w:pPr>
-      <w:proofErr w:type="spellStart"/>
-      <w:r>
-        <w:t>tipoIncidencia</w:t>
-      </w:r>
-      <w:proofErr w:type="spellEnd"/>
-      <w:r>
-        <w:t xml:space="preserve"> (Mantenimiento, Desperfecto, </w:t>
-      </w:r>
-      <w:proofErr w:type="spellStart"/>
-      <w:r>
-        <w:t>Catastrofe</w:t>
-      </w:r>
-      <w:proofErr w:type="spellEnd"/>
-      <w:r>
-        <w:t>, </w:t>
+      <w:r>
+        <w:t>tipoIncidencia (Mantenimiento, Desperfecto, Catastrofe, </w:t>
       </w:r>
       <w:r>
         <w:rPr>
@@ -3880,13 +2505,8 @@
           <w:numId w:val="28"/>
         </w:numPr>
       </w:pPr>
-      <w:proofErr w:type="spellStart"/>
-      <w:r>
-        <w:t>subtipoIncidencia</w:t>
-      </w:r>
-      <w:proofErr w:type="spellEnd"/>
-      <w:r>
-        <w:t> (incluye Ruido, Morosidad, Salubridad, Olores, Actos para Convivencia)</w:t>
+      <w:r>
+        <w:t>subtipoIncidencia (incluye Ruido, Morosidad, Salubridad, Olores, Actos para Convivencia)</w:t>
       </w:r>
     </w:p>
     <w:p>
@@ -3896,21 +2516,8 @@
           <w:numId w:val="28"/>
         </w:numPr>
       </w:pPr>
-      <w:proofErr w:type="spellStart"/>
-      <w:r>
-        <w:t>descripcion</w:t>
-      </w:r>
-      <w:proofErr w:type="spellEnd"/>
-      <w:r>
-        <w:t xml:space="preserve"> (NOT NULL, </w:t>
-      </w:r>
-      <w:proofErr w:type="spellStart"/>
-      <w:r>
-        <w:t>máx</w:t>
-      </w:r>
-      <w:proofErr w:type="spellEnd"/>
-      <w:r>
-        <w:t xml:space="preserve"> 200 caracteres)</w:t>
+      <w:r>
+        <w:t>descripcion (NOT NULL, máx 200 caracteres)</w:t>
       </w:r>
     </w:p>
     <w:p>
@@ -3931,21 +2538,8 @@
           <w:numId w:val="28"/>
         </w:numPr>
       </w:pPr>
-      <w:proofErr w:type="spellStart"/>
-      <w:r>
-        <w:t>descripcionEstado</w:t>
-      </w:r>
-      <w:proofErr w:type="spellEnd"/>
-      <w:r>
-        <w:t> (</w:t>
-      </w:r>
-      <w:proofErr w:type="spellStart"/>
-      <w:r>
-        <w:t>nullable</w:t>
-      </w:r>
-      <w:proofErr w:type="spellEnd"/>
-      <w:r>
-        <w:t>)</w:t>
+      <w:r>
+        <w:t>descripcionEstado (nullable)</w:t>
       </w:r>
     </w:p>
     <w:p>
@@ -3955,27 +2549,9 @@
           <w:numId w:val="28"/>
         </w:numPr>
       </w:pPr>
-      <w:proofErr w:type="spellStart"/>
-      <w:r>
-        <w:t>fechaCreacion</w:t>
-      </w:r>
-      <w:proofErr w:type="spellEnd"/>
-      <w:r>
-        <w:t>, </w:t>
-      </w:r>
-      <w:proofErr w:type="spellStart"/>
-      <w:r>
-        <w:t>fechaModificacion</w:t>
-      </w:r>
-      <w:proofErr w:type="spellEnd"/>
-      <w:r>
-        <w:t>, </w:t>
-      </w:r>
-      <w:proofErr w:type="spellStart"/>
-      <w:r>
-        <w:t>fechaCierre</w:t>
-      </w:r>
-      <w:proofErr w:type="spellEnd"/>
+      <w:r>
+        <w:t>fechaCreacion, fechaModificacion, fechaCierre</w:t>
+      </w:r>
     </w:p>
     <w:p>
       <w:r>
@@ -3985,25 +2561,1710 @@
         <w:t xml:space="preserve">Todo committed y pushed a GitHub. </w:t>
       </w:r>
       <w:r>
-        <w:t xml:space="preserve">¿Quieres que continúe con la parte B (API </w:t>
-      </w:r>
-      <w:proofErr w:type="spellStart"/>
-      <w:r>
-        <w:t>endpoints</w:t>
-      </w:r>
-      <w:proofErr w:type="spellEnd"/>
-      <w:r>
-        <w:t xml:space="preserve"> y </w:t>
-      </w:r>
-      <w:proofErr w:type="spellStart"/>
-      <w:r>
-        <w:t>frontend</w:t>
-      </w:r>
-      <w:proofErr w:type="spellEnd"/>
-      <w:r>
-        <w:t>)?</w:t>
-      </w:r>
-    </w:p>
+        <w:t>¿Quieres que continúe con la parte B (API endpoints y frontend)?</w:t>
+      </w:r>
+    </w:p>
+    <w:p/>
+    <w:p/>
+    <w:p/>
+    <w:p/>
+    <w:p/>
+    <w:p/>
+    <w:p/>
+    <w:p/>
+    <w:p/>
+    <w:p/>
+    <w:p/>
+    <w:p/>
+    <w:p/>
+    <w:p>
+      <w:r>
+        <w:lastRenderedPageBreak/>
+        <w:t>2.- Creación de las nuevas tablas "incidenciaComunidadRegistros" e "incidenciaPropietarioRegistro"</w:t>
+      </w:r>
+      <w:r>
+        <w:br/>
+        <w:t>las cuales almacenarán la información de posibles problemas tanto a nivel de comunidad como de propietarios a modo de registros históricos.</w:t>
+      </w:r>
+      <w:r>
+        <w:br/>
+        <w:t>2.1) Definición de la TABLA "incidenciaComunidadRegistros" (campo tabla/descripción / tipo)</w:t>
+      </w:r>
+      <w:r>
+        <w:br/>
+        <w:t>- idIncComReg</w:t>
+      </w:r>
+      <w:r>
+        <w:br/>
+        <w:t>-- identificador del registro de la incidencia de la comunidad</w:t>
+      </w:r>
+      <w:r>
+        <w:br/>
+        <w:t>-- Clave primária</w:t>
+      </w:r>
+      <w:r>
+        <w:br/>
+        <w:t>-- tipo numerico</w:t>
+      </w:r>
+      <w:r>
+        <w:br/>
+        <w:t>-- NOT NULL</w:t>
+      </w:r>
+      <w:r>
+        <w:br/>
+        <w:t>- idIncCom</w:t>
+      </w:r>
+      <w:r>
+        <w:br/>
+        <w:t>-- Identificador de la incidencia comunidad</w:t>
+      </w:r>
+      <w:r>
+        <w:br/>
+        <w:t>-- Clave foránea con la tabla "incidenciaComunidad" (el mismo valor que "idIncCom" de la tabla "incidenciaComunidad")</w:t>
+      </w:r>
+      <w:r>
+        <w:br/>
+        <w:t>-- tipo numérico</w:t>
+      </w:r>
+      <w:r>
+        <w:br/>
+        <w:t>-- NOT NULL</w:t>
+      </w:r>
+      <w:r>
+        <w:br/>
+        <w:t>- tipoIncidencia</w:t>
+      </w:r>
+      <w:r>
+        <w:br/>
+        <w:t>-- Tipos de incidencias de la comunidad</w:t>
+      </w:r>
+      <w:r>
+        <w:br/>
+        <w:t>-- tipo alfanumérico</w:t>
+      </w:r>
+      <w:r>
+        <w:br/>
+        <w:t>-- Los valores posibles de "tipoIncidencia" son :</w:t>
+      </w:r>
+      <w:r>
+        <w:br/>
+        <w:t>--- "Mantenimiento"</w:t>
+      </w:r>
+      <w:r>
+        <w:br/>
+        <w:t>--- "Desperfecto"</w:t>
+      </w:r>
+      <w:r>
+        <w:br/>
+        <w:t>--- "Catastrofe"</w:t>
+      </w:r>
+      <w:r>
+        <w:br/>
+        <w:t>- subtipoIncidencia</w:t>
+      </w:r>
+      <w:r>
+        <w:br/>
+        <w:t>-- subtipos de incidencias de la comunidad</w:t>
+      </w:r>
+      <w:r>
+        <w:br/>
+        <w:t>-- tipo alfanumérico</w:t>
+      </w:r>
+      <w:r>
+        <w:br/>
+        <w:t>-- Los valores posibles de "subtipoIncidencia" son :</w:t>
+      </w:r>
+      <w:r>
+        <w:br/>
+        <w:t>--- Para "Mantenimiento" : a) "Eléctrico"</w:t>
+      </w:r>
+      <w:r>
+        <w:br/>
+        <w:t>b) "Fontaneria"</w:t>
+      </w:r>
+      <w:r>
+        <w:br/>
+        <w:t>c) "Desagüe"</w:t>
+      </w:r>
+      <w:r>
+        <w:br/>
+        <w:t>d) "Ventilación"</w:t>
+      </w:r>
+      <w:r>
+        <w:br/>
+        <w:t>e) "Ext. Incendio"</w:t>
+      </w:r>
+      <w:r>
+        <w:br/>
+        <w:t>f) "Det. Incendio"</w:t>
+      </w:r>
+      <w:r>
+        <w:br/>
+        <w:t>g) "Basuras"</w:t>
+      </w:r>
+      <w:r>
+        <w:br/>
+        <w:t>h) "Teleco"</w:t>
+      </w:r>
+      <w:r>
+        <w:br/>
+        <w:t>i) "Ascensores"</w:t>
+      </w:r>
+      <w:r>
+        <w:br/>
+        <w:t>--- Para "Desperfecto" : a) "Funcionales"</w:t>
+      </w:r>
+      <w:r>
+        <w:br/>
+        <w:t>b) "Esteticos"</w:t>
+      </w:r>
+      <w:r>
+        <w:br/>
+        <w:t>c) "Seguridad"</w:t>
+      </w:r>
+      <w:r>
+        <w:br/>
+        <w:t>--- Para "Catastrofe" : a) "Meteorologica"</w:t>
+      </w:r>
+      <w:r>
+        <w:br/>
+        <w:t>b) "Externa"</w:t>
+      </w:r>
+      <w:r>
+        <w:br/>
+        <w:t>c) "Interna"</w:t>
+      </w:r>
+      <w:r>
+        <w:br/>
+        <w:t>- descripcion</w:t>
+      </w:r>
+      <w:r>
+        <w:br/>
+        <w:t>-- Explicación/descripción</w:t>
+      </w:r>
+      <w:r>
+        <w:br/>
+        <w:t>-- tipo alfanumérico de 200 caractéres máximo</w:t>
+      </w:r>
+      <w:r>
+        <w:br/>
+        <w:t>-- NOT NULL</w:t>
+      </w:r>
+      <w:r>
+        <w:br/>
+        <w:t>- estado</w:t>
+      </w:r>
+      <w:r>
+        <w:br/>
+        <w:t>-- Estado en el que está la incidencia</w:t>
+      </w:r>
+      <w:r>
+        <w:br/>
+      </w:r>
+      <w:r>
+        <w:lastRenderedPageBreak/>
+        <w:t>-- Los valores posibles de "estado" son :</w:t>
+      </w:r>
+      <w:r>
+        <w:br/>
+        <w:t>a) "Registrada"</w:t>
+      </w:r>
+      <w:r>
+        <w:br/>
+        <w:t>b) "Abierta"</w:t>
+      </w:r>
+      <w:r>
+        <w:br/>
+        <w:t>c) "En proceso"</w:t>
+      </w:r>
+      <w:r>
+        <w:br/>
+        <w:t>d) "En ejecución"</w:t>
+      </w:r>
+      <w:r>
+        <w:br/>
+        <w:t>e) "Bloqueada"</w:t>
+      </w:r>
+      <w:r>
+        <w:br/>
+        <w:t>f) "Resuelta"</w:t>
+      </w:r>
+      <w:r>
+        <w:br/>
+        <w:t>g) "Cerrada"</w:t>
+      </w:r>
+      <w:r>
+        <w:br/>
+        <w:t>- descripcionEstado</w:t>
+      </w:r>
+      <w:r>
+        <w:br/>
+        <w:t>-- Explicación de la incidencia</w:t>
+      </w:r>
+      <w:r>
+        <w:br/>
+        <w:t>-- tipo alfanumérico de 200 caractéres máximo</w:t>
+      </w:r>
+      <w:r>
+        <w:br/>
+        <w:t>-- NOT NULL</w:t>
+      </w:r>
+      <w:r>
+        <w:br/>
+        <w:t>- fechaCreación</w:t>
+      </w:r>
+      <w:r>
+        <w:br/>
+        <w:t>-- fecha de creación del registro</w:t>
+      </w:r>
+      <w:r>
+        <w:br/>
+        <w:t>-- tipo timestamp</w:t>
+      </w:r>
+      <w:r>
+        <w:br/>
+        <w:t>-- NOT NULL</w:t>
+      </w:r>
+    </w:p>
+    <w:p>
+      <w:r>
+        <w:t xml:space="preserve">  2.2) Definición de la TABLA "incidenciaPropietarioRegistros" (campo tabla/descripción / tipo)</w:t>
+      </w:r>
+      <w:r>
+        <w:tab/>
+        <w:t xml:space="preserve">  </w:t>
+      </w:r>
+    </w:p>
+    <w:p>
+      <w:r>
+        <w:t xml:space="preserve">       - idIncProReg                </w:t>
+      </w:r>
+    </w:p>
+    <w:p>
+      <w:r>
+        <w:t xml:space="preserve">         -- identificador del registro de la incidencia del propietario     </w:t>
+      </w:r>
+    </w:p>
+    <w:p>
+      <w:r>
+        <w:t xml:space="preserve">         -- Clave primária</w:t>
+      </w:r>
+    </w:p>
+    <w:p>
+      <w:r>
+        <w:t xml:space="preserve">         -- tipo numérico</w:t>
+      </w:r>
+    </w:p>
+    <w:p>
+      <w:r>
+        <w:t xml:space="preserve">         -- NOT NULL</w:t>
+      </w:r>
+    </w:p>
+    <w:p>
+      <w:r>
+        <w:t xml:space="preserve">       - idIncPro             </w:t>
+      </w:r>
+    </w:p>
+    <w:p>
+      <w:r>
+        <w:t xml:space="preserve">         -- Identificador de la incidencia propiedad             </w:t>
+      </w:r>
+    </w:p>
+    <w:p>
+      <w:r>
+        <w:t xml:space="preserve">         -- Clave foránea con la tabla "incidenciaPropiedad" (el mismo valor que "idIncPro" de la tabla "incidenciaPropiedad")</w:t>
+      </w:r>
+      <w:r>
+        <w:tab/>
+      </w:r>
+      <w:r>
+        <w:tab/>
+      </w:r>
+      <w:r>
+        <w:tab/>
+        <w:t xml:space="preserve"> </w:t>
+      </w:r>
+    </w:p>
+    <w:p>
+      <w:r>
+        <w:t xml:space="preserve">         -- tipo numerico</w:t>
+      </w:r>
+    </w:p>
+    <w:p>
+      <w:r>
+        <w:t xml:space="preserve">         -- NOT NULL</w:t>
+      </w:r>
+    </w:p>
+    <w:p>
+      <w:r>
+        <w:t xml:space="preserve">       - tipoIncidencia    </w:t>
+      </w:r>
+    </w:p>
+    <w:p>
+      <w:r>
+        <w:t xml:space="preserve">         -- Tipos de incidencias de la comunidad                                   </w:t>
+      </w:r>
+    </w:p>
+    <w:p>
+      <w:r>
+        <w:t xml:space="preserve">         -- tipo alfanumérico</w:t>
+      </w:r>
+    </w:p>
+    <w:p>
+      <w:r>
+        <w:t xml:space="preserve">         -- Los valores posibles de "tipoIncidencia" </w:t>
+      </w:r>
+      <w:proofErr w:type="gramStart"/>
+      <w:r>
+        <w:t>son :</w:t>
+      </w:r>
+      <w:proofErr w:type="gramEnd"/>
+      <w:r>
+        <w:t xml:space="preserve"> </w:t>
+      </w:r>
+    </w:p>
+    <w:p>
+      <w:r>
+        <w:t xml:space="preserve">            --- "Mantenimiento" </w:t>
+      </w:r>
+    </w:p>
+    <w:p>
+      <w:r>
+        <w:t xml:space="preserve">            --- "Desperfecto" </w:t>
+      </w:r>
+    </w:p>
+    <w:p>
+      <w:r>
+        <w:t xml:space="preserve">            --- "Catastrofe" </w:t>
+      </w:r>
+    </w:p>
+    <w:p>
+      <w:r>
+        <w:t xml:space="preserve">            --- "Convivencia"</w:t>
+      </w:r>
+    </w:p>
+    <w:p>
+      <w:r>
+        <w:t xml:space="preserve">       - subtipoIncidencia -- subtipos de incidencias de la comunidad                                </w:t>
+      </w:r>
+    </w:p>
+    <w:p>
+      <w:r>
+        <w:lastRenderedPageBreak/>
+        <w:t xml:space="preserve">         -- Los valores posibles de "subtipoIncidencia" </w:t>
+      </w:r>
+      <w:proofErr w:type="gramStart"/>
+      <w:r>
+        <w:t>son :</w:t>
+      </w:r>
+      <w:proofErr w:type="gramEnd"/>
+      <w:r>
+        <w:t xml:space="preserve"> </w:t>
+      </w:r>
+    </w:p>
+    <w:p>
+      <w:r>
+        <w:t xml:space="preserve">            --- Para "Mantenimiento</w:t>
+      </w:r>
+      <w:proofErr w:type="gramStart"/>
+      <w:r>
+        <w:t>" :</w:t>
+      </w:r>
+      <w:proofErr w:type="gramEnd"/>
+      <w:r>
+        <w:t xml:space="preserve"> </w:t>
+      </w:r>
+    </w:p>
+    <w:p>
+      <w:r>
+        <w:t xml:space="preserve">                a) "Eléctrico", </w:t>
+      </w:r>
+    </w:p>
+    <w:p>
+      <w:r>
+        <w:t xml:space="preserve">                b) "Fontaneria", </w:t>
+      </w:r>
+    </w:p>
+    <w:p>
+      <w:r>
+        <w:t xml:space="preserve">                c) "Desagüe", </w:t>
+      </w:r>
+    </w:p>
+    <w:p>
+      <w:r>
+        <w:t xml:space="preserve">                d) "Ventilación", </w:t>
+      </w:r>
+    </w:p>
+    <w:p>
+      <w:r>
+        <w:t xml:space="preserve">                e) "Basuras", </w:t>
+      </w:r>
+    </w:p>
+    <w:p>
+      <w:r>
+        <w:t xml:space="preserve">                f) "Teleco",</w:t>
+      </w:r>
+    </w:p>
+    <w:p>
+      <w:r>
+        <w:t xml:space="preserve">              --- Para "Desperfecto" </w:t>
+      </w:r>
+      <w:proofErr w:type="gramStart"/>
+      <w:r>
+        <w:t xml:space="preserve">  :</w:t>
+      </w:r>
+      <w:proofErr w:type="gramEnd"/>
+      <w:r>
+        <w:t xml:space="preserve"> </w:t>
+      </w:r>
+    </w:p>
+    <w:p>
+      <w:r>
+        <w:t xml:space="preserve">                a) "Funcionales" </w:t>
+      </w:r>
+    </w:p>
+    <w:p>
+      <w:r>
+        <w:t xml:space="preserve">                b) "Esteticos" </w:t>
+      </w:r>
+    </w:p>
+    <w:p>
+      <w:r>
+        <w:t xml:space="preserve">                c) "Seguridad"</w:t>
+      </w:r>
+    </w:p>
+    <w:p>
+      <w:r>
+        <w:t xml:space="preserve">            --- Para "Catastrofe"  </w:t>
+      </w:r>
+      <w:proofErr w:type="gramStart"/>
+      <w:r>
+        <w:t xml:space="preserve">  :</w:t>
+      </w:r>
+      <w:proofErr w:type="gramEnd"/>
+      <w:r>
+        <w:t xml:space="preserve"> </w:t>
+      </w:r>
+    </w:p>
+    <w:p>
+      <w:r>
+        <w:t xml:space="preserve">                a) "Meteorologica"</w:t>
+      </w:r>
+    </w:p>
+    <w:p>
+      <w:r>
+        <w:t xml:space="preserve">                b) "Externa"</w:t>
+      </w:r>
+    </w:p>
+    <w:p>
+      <w:r>
+        <w:t xml:space="preserve">                c) "Interna" </w:t>
+      </w:r>
+    </w:p>
+    <w:p>
+      <w:r>
+        <w:t xml:space="preserve">            --- Para "Convivencia" </w:t>
+      </w:r>
+      <w:proofErr w:type="gramStart"/>
+      <w:r>
+        <w:t xml:space="preserve">  :</w:t>
+      </w:r>
+      <w:proofErr w:type="gramEnd"/>
+      <w:r>
+        <w:t xml:space="preserve"> </w:t>
+      </w:r>
+    </w:p>
+    <w:p>
+      <w:r>
+        <w:t xml:space="preserve">                a) "Ruido"</w:t>
+      </w:r>
+    </w:p>
+    <w:p>
+      <w:r>
+        <w:t xml:space="preserve">                b) "Morisidad"</w:t>
+      </w:r>
+    </w:p>
+    <w:p>
+      <w:r>
+        <w:t xml:space="preserve">                c) "Salubridad"</w:t>
+      </w:r>
+    </w:p>
+    <w:p>
+      <w:r>
+        <w:t xml:space="preserve">                d) "Olores"</w:t>
+      </w:r>
+    </w:p>
+    <w:p>
+      <w:r>
+        <w:t xml:space="preserve">                e) "Actos"</w:t>
+      </w:r>
+    </w:p>
+    <w:p>
+      <w:r>
+        <w:t xml:space="preserve">       - descripcion       </w:t>
+      </w:r>
+    </w:p>
+    <w:p>
+      <w:r>
+        <w:t xml:space="preserve">         -- Explicación/descripción                                                </w:t>
+      </w:r>
+    </w:p>
+    <w:p>
+      <w:r>
+        <w:t xml:space="preserve">         -- tipo alfanumérico de 200 caractéres máximo</w:t>
+      </w:r>
+    </w:p>
+    <w:p>
+      <w:r>
+        <w:t xml:space="preserve">         -- NOT NULL</w:t>
+      </w:r>
+    </w:p>
+    <w:p>
+      <w:r>
+        <w:t xml:space="preserve">       - estado             </w:t>
+      </w:r>
+    </w:p>
+    <w:p>
+      <w:r>
+        <w:t xml:space="preserve">         -- Estado en el que está la incidencia </w:t>
+      </w:r>
+    </w:p>
+    <w:p>
+      <w:r>
+        <w:t xml:space="preserve">         -- Los valores posibles de "estado" </w:t>
+      </w:r>
+      <w:proofErr w:type="gramStart"/>
+      <w:r>
+        <w:t>son :</w:t>
+      </w:r>
+      <w:proofErr w:type="gramEnd"/>
+      <w:r>
+        <w:t xml:space="preserve"> </w:t>
+      </w:r>
+    </w:p>
+    <w:p>
+      <w:r>
+        <w:t xml:space="preserve">            a) "Registrada"</w:t>
+      </w:r>
+    </w:p>
+    <w:p>
+      <w:r>
+        <w:t xml:space="preserve">            b) "Abierta" </w:t>
+      </w:r>
+    </w:p>
+    <w:p>
+      <w:r>
+        <w:lastRenderedPageBreak/>
+        <w:t xml:space="preserve">            c) "En proceso" </w:t>
+      </w:r>
+    </w:p>
+    <w:p>
+      <w:r>
+        <w:t xml:space="preserve">             d) "En ejecución"</w:t>
+      </w:r>
+    </w:p>
+    <w:p>
+      <w:r>
+        <w:t xml:space="preserve">            e) "Bloqueada"</w:t>
+      </w:r>
+    </w:p>
+    <w:p>
+      <w:r>
+        <w:t xml:space="preserve">            f) "Resuelta" </w:t>
+      </w:r>
+    </w:p>
+    <w:p>
+      <w:r>
+        <w:t xml:space="preserve">            g) "Cerrada"</w:t>
+      </w:r>
+      <w:r>
+        <w:tab/>
+      </w:r>
+      <w:r>
+        <w:tab/>
+      </w:r>
+      <w:r>
+        <w:tab/>
+      </w:r>
+      <w:r>
+        <w:tab/>
+      </w:r>
+    </w:p>
+    <w:p>
+      <w:r>
+        <w:t xml:space="preserve">       - descripcionEstado </w:t>
+      </w:r>
+    </w:p>
+    <w:p>
+      <w:r>
+        <w:t xml:space="preserve">         -- Explicación de la incidencia                                           </w:t>
+      </w:r>
+    </w:p>
+    <w:p>
+      <w:r>
+        <w:t xml:space="preserve">         -- tipo alfanumérico de 200 caractéres máximo</w:t>
+      </w:r>
+    </w:p>
+    <w:p>
+      <w:r>
+        <w:t xml:space="preserve">       - fechaCreación     </w:t>
+      </w:r>
+    </w:p>
+    <w:p>
+      <w:r>
+        <w:t xml:space="preserve">         -- fecha de creación del registro                                         </w:t>
+      </w:r>
+    </w:p>
+    <w:p>
+      <w:pPr>
+        <w:rPr>
+          <w:lang w:val="en-US"/>
+        </w:rPr>
+      </w:pPr>
+      <w:r>
+        <w:t xml:space="preserve">         </w:t>
+      </w:r>
+      <w:r>
+        <w:rPr>
+          <w:lang w:val="en-US"/>
+        </w:rPr>
+        <w:t>-- tipo timestamp</w:t>
+      </w:r>
+    </w:p>
+    <w:p>
+      <w:pPr>
+        <w:rPr>
+          <w:lang w:val="en-US"/>
+        </w:rPr>
+      </w:pPr>
+      <w:r>
+        <w:rPr>
+          <w:lang w:val="en-US"/>
+        </w:rPr>
+        <w:t xml:space="preserve">         -- NOT NULL</w:t>
+      </w:r>
+    </w:p>
+    <w:p>
+      <w:pPr>
+        <w:rPr>
+          <w:lang w:val="en-US"/>
+        </w:rPr>
+      </w:pPr>
+      <w:r>
+        <w:rPr>
+          <w:lang w:val="en-US"/>
+        </w:rPr>
+        <w:t>Copy</w:t>
+      </w:r>
+    </w:p>
+    <w:p>
+      <w:pPr>
+        <w:rPr>
+          <w:lang w:val="en-US"/>
+        </w:rPr>
+      </w:pPr>
+      <w:r>
+        <w:rPr>
+          <w:lang w:val="en-US"/>
+        </w:rPr>
+        <w:t>The user wants me to create two new tables for historical records of incidents:</w:t>
+      </w:r>
+    </w:p>
+    <w:p>
+      <w:pPr>
+        <w:numPr>
+          <w:ilvl w:val="0"/>
+          <w:numId w:val="29"/>
+        </w:numPr>
+      </w:pPr>
+      <w:r>
+        <w:t>IncidenciaComunidadRegistros - historical records for community incidents</w:t>
+      </w:r>
+    </w:p>
+    <w:p>
+      <w:pPr>
+        <w:numPr>
+          <w:ilvl w:val="0"/>
+          <w:numId w:val="29"/>
+        </w:numPr>
+        <w:rPr>
+          <w:lang w:val="en-US"/>
+        </w:rPr>
+      </w:pPr>
+      <w:r>
+        <w:rPr>
+          <w:lang w:val="en-US"/>
+        </w:rPr>
+        <w:t>IncidenciaPropietarioRegistros - historical records for property owner incidents</w:t>
+      </w:r>
+    </w:p>
+    <w:p>
+      <w:pPr>
+        <w:rPr>
+          <w:lang w:val="en-US"/>
+        </w:rPr>
+      </w:pPr>
+      <w:r>
+        <w:rPr>
+          <w:lang w:val="en-US"/>
+        </w:rPr>
+        <w:t>Let me add these to the Prisma schema.</w:t>
+      </w:r>
+    </w:p>
+    <w:p>
+      <w:r>
+        <w:rPr>
+          <w:b/>
+          <w:bCs/>
+        </w:rPr>
+        <w:t>Plan</w:t>
+      </w:r>
+      <w:r>
+        <w:t>● 1. Add IncidenciaComunidadRegistros model to Prisma schema</w:t>
+      </w:r>
+      <w:r>
+        <w:rPr>
+          <w:b/>
+          <w:bCs/>
+        </w:rPr>
+        <w:t>0/4</w:t>
+      </w:r>
+    </w:p>
+    <w:p>
+      <w:r>
+        <w:rPr>
+          <w:b/>
+          <w:bCs/>
+        </w:rPr>
+        <w:t>1. Add IncidenciaComunidadRegistros model to Prisma schema</w:t>
+      </w:r>
+    </w:p>
+    <w:p>
+      <w:r>
+        <w:rPr>
+          <w:rFonts w:ascii="Cambria Math" w:hAnsi="Cambria Math" w:cs="Cambria Math"/>
+          <w:b/>
+          <w:bCs/>
+        </w:rPr>
+        <w:t>▢</w:t>
+      </w:r>
+      <w:r>
+        <w:t>2. Add IncidenciaPropietarioRegistros model to Prisma schema</w:t>
+      </w:r>
+    </w:p>
+    <w:p>
+      <w:r>
+        <w:rPr>
+          <w:rFonts w:ascii="Cambria Math" w:hAnsi="Cambria Math" w:cs="Cambria Math"/>
+          <w:b/>
+          <w:bCs/>
+        </w:rPr>
+        <w:t>▢</w:t>
+      </w:r>
+      <w:r>
+        <w:t>3. Run Prisma db push</w:t>
+      </w:r>
+    </w:p>
+    <w:p>
+      <w:pPr>
+        <w:rPr>
+          <w:lang w:val="en-US"/>
+        </w:rPr>
+      </w:pPr>
+      <w:r>
+        <w:rPr>
+          <w:rFonts w:ascii="Cambria Math" w:hAnsi="Cambria Math" w:cs="Cambria Math"/>
+          <w:b/>
+          <w:bCs/>
+          <w:lang w:val="en-US"/>
+        </w:rPr>
+        <w:t>▢</w:t>
+      </w:r>
+      <w:r>
+        <w:rPr>
+          <w:lang w:val="en-US"/>
+        </w:rPr>
+        <w:t>4. Build and commit</w:t>
+      </w:r>
+    </w:p>
+    <w:p>
+      <w:pPr>
+        <w:rPr>
+          <w:lang w:val="en-US"/>
+        </w:rPr>
+      </w:pPr>
+      <w:r>
+        <w:rPr>
+          <w:lang w:val="en-US"/>
+        </w:rPr>
+        <w:t>Now I need to add the two new models to the Prisma schema. Let me read the current schema and add the new models.</w:t>
+      </w:r>
+    </w:p>
+    <w:p>
+      <w:pPr>
+        <w:rPr>
+          <w:lang w:val="en-US"/>
+        </w:rPr>
+      </w:pPr>
+      <w:r>
+        <w:rPr>
+          <w:b/>
+          <w:bCs/>
+          <w:lang w:val="en-US"/>
+        </w:rPr>
+        <w:t>read</w:t>
+      </w:r>
+      <w:r>
+        <w:rPr>
+          <w:lang w:val="en-US"/>
+        </w:rPr>
+        <w:t>backend\prisma\schema.prisma</w:t>
+      </w:r>
+      <w:r>
+        <w:rPr>
+          <w:rFonts w:ascii="Segoe UI Symbol" w:hAnsi="Segoe UI Symbol" w:cs="Segoe UI Symbol"/>
+          <w:b/>
+          <w:bCs/>
+          <w:lang w:val="en-US"/>
+        </w:rPr>
+        <w:t>✓</w:t>
+      </w:r>
+    </w:p>
+    <w:p>
+      <w:pPr>
+        <w:rPr>
+          <w:lang w:val="en-US"/>
+        </w:rPr>
+      </w:pPr>
+      <w:r>
+        <w:rPr>
+          <w:lang w:val="en-US"/>
+        </w:rPr>
+        <w:t>Now I need to add the two new models for the historical records of incidents. I'll add them after the existing incident models.</w:t>
+      </w:r>
+    </w:p>
+    <w:p>
+      <w:pPr>
+        <w:rPr>
+          <w:lang w:val="en-US"/>
+        </w:rPr>
+      </w:pPr>
+      <w:r>
+        <w:rPr>
+          <w:lang w:val="en-US"/>
+        </w:rPr>
+        <w:t>Now I'll add the two new models for the historical records of incidents.</w:t>
+      </w:r>
+    </w:p>
+    <w:p>
+      <w:pPr>
+        <w:rPr>
+          <w:lang w:val="en-US"/>
+        </w:rPr>
+      </w:pPr>
+      <w:r>
+        <w:rPr>
+          <w:b/>
+          <w:bCs/>
+          <w:lang w:val="en-US"/>
+        </w:rPr>
+        <w:t>edit</w:t>
+      </w:r>
+      <w:r>
+        <w:rPr>
+          <w:lang w:val="en-US"/>
+        </w:rPr>
+        <w:t>backend\prisma\schema.prisma</w:t>
+      </w:r>
+      <w:r>
+        <w:rPr>
+          <w:rFonts w:ascii="Segoe UI Symbol" w:hAnsi="Segoe UI Symbol" w:cs="Segoe UI Symbol"/>
+          <w:b/>
+          <w:bCs/>
+          <w:lang w:val="en-US"/>
+        </w:rPr>
+        <w:t>✓</w:t>
+      </w:r>
+    </w:p>
+    <w:p>
+      <w:pPr>
+        <w:rPr>
+          <w:lang w:val="en-US"/>
+        </w:rPr>
+      </w:pPr>
+      <w:r>
+        <w:rPr>
+          <w:lang w:val="en-US"/>
+        </w:rPr>
+        <w:t>The schema has been updated. Now I need to run prisma db push to create the tables in the database.</w:t>
+      </w:r>
+    </w:p>
+    <w:p>
+      <w:r>
+        <w:rPr>
+          <w:b/>
+          <w:bCs/>
+        </w:rPr>
+        <w:t>Plan</w:t>
+      </w:r>
+      <w:r>
+        <w:t>● 3. Run Prisma db push</w:t>
+      </w:r>
+      <w:r>
+        <w:rPr>
+          <w:b/>
+          <w:bCs/>
+        </w:rPr>
+        <w:t>2/4</w:t>
+      </w:r>
+    </w:p>
+    <w:p>
+      <w:r>
+        <w:rPr>
+          <w:rFonts w:ascii="Segoe UI Symbol" w:hAnsi="Segoe UI Symbol" w:cs="Segoe UI Symbol"/>
+          <w:b/>
+          <w:bCs/>
+        </w:rPr>
+        <w:lastRenderedPageBreak/>
+        <w:t>✓</w:t>
+      </w:r>
+      <w:r>
+        <w:t>1. Add IncidenciaComunidadRegistros model to Prisma schema</w:t>
+      </w:r>
+    </w:p>
+    <w:p>
+      <w:r>
+        <w:rPr>
+          <w:rFonts w:ascii="Segoe UI Symbol" w:hAnsi="Segoe UI Symbol" w:cs="Segoe UI Symbol"/>
+          <w:b/>
+          <w:bCs/>
+        </w:rPr>
+        <w:t>✓</w:t>
+      </w:r>
+      <w:r>
+        <w:t>2. Add IncidenciaPropietarioRegistros model to Prisma schema</w:t>
+      </w:r>
+    </w:p>
+    <w:p>
+      <w:r>
+        <w:rPr>
+          <w:b/>
+          <w:bCs/>
+        </w:rPr>
+        <w:t>3. Run Prisma db push</w:t>
+      </w:r>
+    </w:p>
+    <w:p>
+      <w:pPr>
+        <w:rPr>
+          <w:lang w:val="en-US"/>
+        </w:rPr>
+      </w:pPr>
+      <w:r>
+        <w:rPr>
+          <w:rFonts w:ascii="Cambria Math" w:hAnsi="Cambria Math" w:cs="Cambria Math"/>
+          <w:b/>
+          <w:bCs/>
+          <w:lang w:val="en-US"/>
+        </w:rPr>
+        <w:t>▢</w:t>
+      </w:r>
+      <w:r>
+        <w:rPr>
+          <w:lang w:val="en-US"/>
+        </w:rPr>
+        <w:t>4. Build and commit</w:t>
+      </w:r>
+    </w:p>
+    <w:p>
+      <w:pPr>
+        <w:rPr>
+          <w:lang w:val="en-US"/>
+        </w:rPr>
+      </w:pPr>
+      <w:r>
+        <w:rPr>
+          <w:lang w:val="en-US"/>
+        </w:rPr>
+        <w:t>Now I need to run prisma db push to create the tables.</w:t>
+      </w:r>
+    </w:p>
+    <w:p>
+      <w:pPr>
+        <w:rPr>
+          <w:lang w:val="en-US"/>
+        </w:rPr>
+      </w:pPr>
+      <w:r>
+        <w:rPr>
+          <w:b/>
+          <w:bCs/>
+          <w:lang w:val="en-US"/>
+        </w:rPr>
+        <w:t>bash</w:t>
+      </w:r>
+      <w:r>
+        <w:rPr>
+          <w:lang w:val="en-US"/>
+        </w:rPr>
+        <w:t>npx prisma db push</w:t>
+      </w:r>
+      <w:r>
+        <w:rPr>
+          <w:rFonts w:ascii="Segoe UI Symbol" w:hAnsi="Segoe UI Symbol" w:cs="Segoe UI Symbol"/>
+          <w:b/>
+          <w:bCs/>
+          <w:lang w:val="en-US"/>
+        </w:rPr>
+        <w:t>✓</w:t>
+      </w:r>
+    </w:p>
+    <w:p>
+      <w:pPr>
+        <w:rPr>
+          <w:lang w:val="en-US"/>
+        </w:rPr>
+      </w:pPr>
+      <w:r>
+        <w:rPr>
+          <w:lang w:val="en-US"/>
+        </w:rPr>
+        <w:t>The database is now in sync. Let me verify the tables were created correctly.</w:t>
+      </w:r>
+    </w:p>
+    <w:p>
+      <w:pPr>
+        <w:rPr>
+          <w:lang w:val="en-US"/>
+        </w:rPr>
+      </w:pPr>
+      <w:r>
+        <w:rPr>
+          <w:b/>
+          <w:bCs/>
+          <w:lang w:val="en-US"/>
+        </w:rPr>
+        <w:t>bash</w:t>
+      </w:r>
+      <w:r>
+        <w:rPr>
+          <w:lang w:val="en-US"/>
+        </w:rPr>
+        <w:t>sqlite3 backend/prisma/dev.sqlite ".tables"</w:t>
+      </w:r>
+      <w:r>
+        <w:rPr>
+          <w:rFonts w:ascii="Segoe UI Symbol" w:hAnsi="Segoe UI Symbol" w:cs="Segoe UI Symbol"/>
+          <w:b/>
+          <w:bCs/>
+          <w:lang w:val="en-US"/>
+        </w:rPr>
+        <w:t>✓</w:t>
+      </w:r>
+    </w:p>
+    <w:p>
+      <w:pPr>
+        <w:rPr>
+          <w:lang w:val="en-US"/>
+        </w:rPr>
+      </w:pPr>
+      <w:r>
+        <w:rPr>
+          <w:lang w:val="en-US"/>
+        </w:rPr>
+        <w:t>The tables were created. Let me verify the schema of the new tables.</w:t>
+      </w:r>
+    </w:p>
+    <w:p>
+      <w:r>
+        <w:rPr>
+          <w:b/>
+          <w:bCs/>
+        </w:rPr>
+        <w:t>bash</w:t>
+      </w:r>
+      <w:r>
+        <w:t xml:space="preserve">sqlite3 backend/prisma/dev.sqlite </w:t>
+      </w:r>
+      <w:proofErr w:type="gramStart"/>
+      <w:r>
+        <w:t>".schema</w:t>
+      </w:r>
+      <w:proofErr w:type="gramEnd"/>
+      <w:r>
+        <w:t xml:space="preserve"> IncidenciaComunidadRegistros"</w:t>
+      </w:r>
+      <w:r>
+        <w:rPr>
+          <w:rFonts w:ascii="Segoe UI Symbol" w:hAnsi="Segoe UI Symbol" w:cs="Segoe UI Symbol"/>
+          <w:b/>
+          <w:bCs/>
+        </w:rPr>
+        <w:t>✓</w:t>
+      </w:r>
+    </w:p>
+    <w:p>
+      <w:pPr>
+        <w:rPr>
+          <w:lang w:val="en-US"/>
+        </w:rPr>
+      </w:pPr>
+      <w:r>
+        <w:rPr>
+          <w:b/>
+          <w:bCs/>
+          <w:lang w:val="en-US"/>
+        </w:rPr>
+        <w:t>bash</w:t>
+      </w:r>
+      <w:r>
+        <w:rPr>
+          <w:lang w:val="en-US"/>
+        </w:rPr>
+        <w:t>sqlite3 backend/prisma/dev.sqlite ".schema IncidenciaPropietarioRegistros"</w:t>
+      </w:r>
+      <w:r>
+        <w:rPr>
+          <w:rFonts w:ascii="Segoe UI Symbol" w:hAnsi="Segoe UI Symbol" w:cs="Segoe UI Symbol"/>
+          <w:b/>
+          <w:bCs/>
+          <w:lang w:val="en-US"/>
+        </w:rPr>
+        <w:t>✓</w:t>
+      </w:r>
+    </w:p>
+    <w:p>
+      <w:pPr>
+        <w:rPr>
+          <w:lang w:val="en-US"/>
+        </w:rPr>
+      </w:pPr>
+      <w:r>
+        <w:rPr>
+          <w:lang w:val="en-US"/>
+        </w:rPr>
+        <w:t>The tables are created correctly. Now I need to build and commit.</w:t>
+      </w:r>
+    </w:p>
+    <w:p>
+      <w:pPr>
+        <w:rPr>
+          <w:lang w:val="en-US"/>
+        </w:rPr>
+      </w:pPr>
+      <w:r>
+        <w:rPr>
+          <w:b/>
+          <w:bCs/>
+          <w:lang w:val="en-US"/>
+        </w:rPr>
+        <w:t>Plan</w:t>
+      </w:r>
+      <w:r>
+        <w:rPr>
+          <w:lang w:val="en-US"/>
+        </w:rPr>
+        <w:t>● 4. Build and commit</w:t>
+      </w:r>
+      <w:r>
+        <w:rPr>
+          <w:b/>
+          <w:bCs/>
+          <w:lang w:val="en-US"/>
+        </w:rPr>
+        <w:t>3/4</w:t>
+      </w:r>
+    </w:p>
+    <w:p>
+      <w:pPr>
+        <w:rPr>
+          <w:lang w:val="en-US"/>
+        </w:rPr>
+      </w:pPr>
+      <w:r>
+        <w:rPr>
+          <w:rFonts w:ascii="Segoe UI Symbol" w:hAnsi="Segoe UI Symbol" w:cs="Segoe UI Symbol"/>
+          <w:b/>
+          <w:bCs/>
+          <w:lang w:val="en-US"/>
+        </w:rPr>
+        <w:t>✓</w:t>
+      </w:r>
+      <w:r>
+        <w:rPr>
+          <w:lang w:val="en-US"/>
+        </w:rPr>
+        <w:t>1. Add IncidenciaComunidadRegistros model to Prisma schema</w:t>
+      </w:r>
+    </w:p>
+    <w:p>
+      <w:pPr>
+        <w:rPr>
+          <w:lang w:val="en-US"/>
+        </w:rPr>
+      </w:pPr>
+      <w:r>
+        <w:rPr>
+          <w:rFonts w:ascii="Segoe UI Symbol" w:hAnsi="Segoe UI Symbol" w:cs="Segoe UI Symbol"/>
+          <w:b/>
+          <w:bCs/>
+          <w:lang w:val="en-US"/>
+        </w:rPr>
+        <w:t>✓</w:t>
+      </w:r>
+      <w:r>
+        <w:rPr>
+          <w:lang w:val="en-US"/>
+        </w:rPr>
+        <w:t>2. Add IncidenciaPropietarioRegistros model to Prisma schema</w:t>
+      </w:r>
+    </w:p>
+    <w:p>
+      <w:pPr>
+        <w:rPr>
+          <w:lang w:val="en-US"/>
+        </w:rPr>
+      </w:pPr>
+      <w:r>
+        <w:rPr>
+          <w:rFonts w:ascii="Segoe UI Symbol" w:hAnsi="Segoe UI Symbol" w:cs="Segoe UI Symbol"/>
+          <w:b/>
+          <w:bCs/>
+          <w:lang w:val="en-US"/>
+        </w:rPr>
+        <w:t>✓</w:t>
+      </w:r>
+      <w:r>
+        <w:rPr>
+          <w:lang w:val="en-US"/>
+        </w:rPr>
+        <w:t>3. Run Prisma db push</w:t>
+      </w:r>
+    </w:p>
+    <w:p>
+      <w:pPr>
+        <w:rPr>
+          <w:lang w:val="en-US"/>
+        </w:rPr>
+      </w:pPr>
+      <w:r>
+        <w:rPr>
+          <w:b/>
+          <w:bCs/>
+          <w:lang w:val="en-US"/>
+        </w:rPr>
+        <w:t>4. Build and commit</w:t>
+      </w:r>
+    </w:p>
+    <w:p>
+      <w:pPr>
+        <w:rPr>
+          <w:lang w:val="en-US"/>
+        </w:rPr>
+      </w:pPr>
+      <w:r>
+        <w:rPr>
+          <w:lang w:val="en-US"/>
+        </w:rPr>
+        <w:t>Now I need to build and commit.</w:t>
+      </w:r>
+    </w:p>
+    <w:p>
+      <w:pPr>
+        <w:rPr>
+          <w:lang w:val="en-US"/>
+        </w:rPr>
+      </w:pPr>
+      <w:r>
+        <w:rPr>
+          <w:b/>
+          <w:bCs/>
+          <w:lang w:val="en-US"/>
+        </w:rPr>
+        <w:t>bash</w:t>
+      </w:r>
+      <w:r>
+        <w:rPr>
+          <w:lang w:val="en-US"/>
+        </w:rPr>
+        <w:t>npm run build</w:t>
+      </w:r>
+      <w:r>
+        <w:rPr>
+          <w:rFonts w:ascii="Segoe UI Symbol" w:hAnsi="Segoe UI Symbol" w:cs="Segoe UI Symbol"/>
+          <w:b/>
+          <w:bCs/>
+          <w:lang w:val="en-US"/>
+        </w:rPr>
+        <w:t>✓</w:t>
+      </w:r>
+    </w:p>
+    <w:p>
+      <w:pPr>
+        <w:rPr>
+          <w:lang w:val="en-US"/>
+        </w:rPr>
+      </w:pPr>
+      <w:r>
+        <w:rPr>
+          <w:lang w:val="en-US"/>
+        </w:rPr>
+        <w:t>Build succeeded. Now commit and push.</w:t>
+      </w:r>
+    </w:p>
+    <w:p>
+      <w:pPr>
+        <w:rPr>
+          <w:lang w:val="en-US"/>
+        </w:rPr>
+      </w:pPr>
+      <w:r>
+        <w:rPr>
+          <w:b/>
+          <w:bCs/>
+          <w:lang w:val="en-US"/>
+        </w:rPr>
+        <w:t>bash</w:t>
+      </w:r>
+      <w:r>
+        <w:rPr>
+          <w:lang w:val="en-US"/>
+        </w:rPr>
+        <w:t>git add -A; git commit -m "feat: add IncidenciaComunidadRegistros and IncidenciaPropietarioRegistros historical tables"; git push origin main</w:t>
+      </w:r>
+      <w:r>
+        <w:rPr>
+          <w:rFonts w:ascii="Segoe UI Symbol" w:hAnsi="Segoe UI Symbol" w:cs="Segoe UI Symbol"/>
+          <w:b/>
+          <w:bCs/>
+          <w:lang w:val="en-US"/>
+        </w:rPr>
+        <w:t>✓</w:t>
+      </w:r>
+    </w:p>
+    <w:p>
+      <w:pPr>
+        <w:rPr>
+          <w:lang w:val="en-US"/>
+        </w:rPr>
+      </w:pPr>
+      <w:r>
+        <w:rPr>
+          <w:lang w:val="en-US"/>
+        </w:rPr>
+        <w:t>The tables have been created and committed. Let me update the todo list.</w:t>
+      </w:r>
+    </w:p>
+    <w:p>
+      <w:r>
+        <w:rPr>
+          <w:b/>
+          <w:bCs/>
+        </w:rPr>
+        <w:t>Plan</w:t>
+      </w:r>
+      <w:r>
+        <w:rPr>
+          <w:rFonts w:ascii="Segoe UI Symbol" w:hAnsi="Segoe UI Symbol" w:cs="Segoe UI Symbol"/>
+        </w:rPr>
+        <w:t>✓</w:t>
+      </w:r>
+      <w:r>
+        <w:t xml:space="preserve"> Done</w:t>
+      </w:r>
+      <w:r>
+        <w:rPr>
+          <w:b/>
+          <w:bCs/>
+        </w:rPr>
+        <w:t xml:space="preserve">4/4 </w:t>
+      </w:r>
+      <w:r>
+        <w:rPr>
+          <w:rFonts w:ascii="Segoe UI Symbol" w:hAnsi="Segoe UI Symbol" w:cs="Segoe UI Symbol"/>
+          <w:b/>
+          <w:bCs/>
+        </w:rPr>
+        <w:t>✓</w:t>
+      </w:r>
+    </w:p>
+    <w:p>
+      <w:r>
+        <w:rPr>
+          <w:rFonts w:ascii="Segoe UI Symbol" w:hAnsi="Segoe UI Symbol" w:cs="Segoe UI Symbol"/>
+          <w:b/>
+          <w:bCs/>
+        </w:rPr>
+        <w:t>✓</w:t>
+      </w:r>
+      <w:r>
+        <w:t>1. Add IncidenciaComunidadRegistros model to Prisma schema</w:t>
+      </w:r>
+    </w:p>
+    <w:p>
+      <w:r>
+        <w:rPr>
+          <w:rFonts w:ascii="Segoe UI Symbol" w:hAnsi="Segoe UI Symbol" w:cs="Segoe UI Symbol"/>
+          <w:b/>
+          <w:bCs/>
+        </w:rPr>
+        <w:t>✓</w:t>
+      </w:r>
+      <w:r>
+        <w:t>2. Add IncidenciaPropietarioRegistros model to Prisma schema</w:t>
+      </w:r>
+    </w:p>
+    <w:p>
+      <w:r>
+        <w:rPr>
+          <w:rFonts w:ascii="Segoe UI Symbol" w:hAnsi="Segoe UI Symbol" w:cs="Segoe UI Symbol"/>
+          <w:b/>
+          <w:bCs/>
+        </w:rPr>
+        <w:t>✓</w:t>
+      </w:r>
+      <w:r>
+        <w:t>3. Run Prisma db push</w:t>
+      </w:r>
+    </w:p>
+    <w:p>
+      <w:r>
+        <w:rPr>
+          <w:rFonts w:ascii="Segoe UI Symbol" w:hAnsi="Segoe UI Symbol" w:cs="Segoe UI Symbol"/>
+          <w:b/>
+          <w:bCs/>
+        </w:rPr>
+        <w:t>✓</w:t>
+      </w:r>
+      <w:r>
+        <w:t>4. Build and commit</w:t>
+      </w:r>
+    </w:p>
+    <w:p>
+      <w:r>
+        <w:rPr>
+          <w:rFonts w:ascii="Segoe UI Emoji" w:hAnsi="Segoe UI Emoji" w:cs="Segoe UI Emoji"/>
+        </w:rPr>
+        <w:t>✅</w:t>
+      </w:r>
+      <w:r>
+        <w:t> </w:t>
+      </w:r>
+      <w:r>
+        <w:rPr>
+          <w:b/>
+          <w:bCs/>
+        </w:rPr>
+        <w:t>Tablas de registros históricos creadas y verificadas:</w:t>
+      </w:r>
+    </w:p>
+    <w:p>
+      <w:r>
+        <w:rPr>
+          <w:b/>
+          <w:bCs/>
+        </w:rPr>
+        <w:t>Tabla IncidenciaComunidadRegistros:</w:t>
+      </w:r>
+    </w:p>
+    <w:p>
+      <w:pPr>
+        <w:numPr>
+          <w:ilvl w:val="0"/>
+          <w:numId w:val="30"/>
+        </w:numPr>
+      </w:pPr>
+      <w:r>
+        <w:lastRenderedPageBreak/>
+        <w:t>idIncComReg (PK, auto-increment)</w:t>
+      </w:r>
+    </w:p>
+    <w:p>
+      <w:pPr>
+        <w:numPr>
+          <w:ilvl w:val="0"/>
+          <w:numId w:val="30"/>
+        </w:numPr>
+      </w:pPr>
+      <w:r>
+        <w:t>idIncCom (FK → IncidenciaComunidadTitulo.idIncidencia, cascade delete)</w:t>
+      </w:r>
+    </w:p>
+    <w:p>
+      <w:pPr>
+        <w:numPr>
+          <w:ilvl w:val="0"/>
+          <w:numId w:val="30"/>
+        </w:numPr>
+      </w:pPr>
+      <w:r>
+        <w:t>tipoIncidencia (Mantenimiento, Desperfecto, Catastrofe)</w:t>
+      </w:r>
+    </w:p>
+    <w:p>
+      <w:pPr>
+        <w:numPr>
+          <w:ilvl w:val="0"/>
+          <w:numId w:val="30"/>
+        </w:numPr>
+      </w:pPr>
+      <w:r>
+        <w:t>subtipoIncidencia (según tipo)</w:t>
+      </w:r>
+    </w:p>
+    <w:p>
+      <w:pPr>
+        <w:numPr>
+          <w:ilvl w:val="0"/>
+          <w:numId w:val="30"/>
+        </w:numPr>
+      </w:pPr>
+      <w:r>
+        <w:t>descripcion (NOT NULL, máx 200 caracteres)</w:t>
+      </w:r>
+    </w:p>
+    <w:p>
+      <w:pPr>
+        <w:numPr>
+          <w:ilvl w:val="0"/>
+          <w:numId w:val="30"/>
+        </w:numPr>
+      </w:pPr>
+      <w:r>
+        <w:t>estado (Registrada → Cerrada)</w:t>
+      </w:r>
+    </w:p>
+    <w:p>
+      <w:pPr>
+        <w:numPr>
+          <w:ilvl w:val="0"/>
+          <w:numId w:val="30"/>
+        </w:numPr>
+      </w:pPr>
+      <w:r>
+        <w:t>descripcionEstado (NOT NULL, máx 200 caracteres)</w:t>
+      </w:r>
+    </w:p>
+    <w:p>
+      <w:pPr>
+        <w:numPr>
+          <w:ilvl w:val="0"/>
+          <w:numId w:val="30"/>
+        </w:numPr>
+      </w:pPr>
+      <w:r>
+        <w:t>fechaCreacion (timestamp, NOT NULL)</w:t>
+      </w:r>
+    </w:p>
+    <w:p>
+      <w:r>
+        <w:rPr>
+          <w:b/>
+          <w:bCs/>
+        </w:rPr>
+        <w:t>Tabla IncidenciaPropietarioRegistros:</w:t>
+      </w:r>
+    </w:p>
+    <w:p>
+      <w:pPr>
+        <w:numPr>
+          <w:ilvl w:val="0"/>
+          <w:numId w:val="31"/>
+        </w:numPr>
+      </w:pPr>
+      <w:r>
+        <w:t>idIncProReg (PK, auto-increment)</w:t>
+      </w:r>
+    </w:p>
+    <w:p>
+      <w:pPr>
+        <w:numPr>
+          <w:ilvl w:val="0"/>
+          <w:numId w:val="31"/>
+        </w:numPr>
+      </w:pPr>
+      <w:r>
+        <w:t>idIncPro (FK → IncidenciaPropietarioTitulo.idIncidencia, cascade delete)</w:t>
+      </w:r>
+    </w:p>
+    <w:p>
+      <w:pPr>
+        <w:numPr>
+          <w:ilvl w:val="0"/>
+          <w:numId w:val="31"/>
+        </w:numPr>
+      </w:pPr>
+      <w:r>
+        <w:t>tipoIncidencia (Mantenimiento, Desperfecto, Catastrofe, Convivencia)</w:t>
+      </w:r>
+    </w:p>
+    <w:p>
+      <w:pPr>
+        <w:numPr>
+          <w:ilvl w:val="0"/>
+          <w:numId w:val="31"/>
+        </w:numPr>
+      </w:pPr>
+      <w:r>
+        <w:t>subtipoIncidencia (según tipo, incluye Ruido, Morosidad, Salubridad, Olores, Actos para Convivencia)</w:t>
+      </w:r>
+    </w:p>
+    <w:p>
+      <w:pPr>
+        <w:numPr>
+          <w:ilvl w:val="0"/>
+          <w:numId w:val="31"/>
+        </w:numPr>
+      </w:pPr>
+      <w:r>
+        <w:t>descripcion (NOT NULL, máx 200 caracteres)</w:t>
+      </w:r>
+    </w:p>
+    <w:p>
+      <w:pPr>
+        <w:numPr>
+          <w:ilvl w:val="0"/>
+          <w:numId w:val="31"/>
+        </w:numPr>
+      </w:pPr>
+      <w:r>
+        <w:t>estado (Registrada → Cerrada)</w:t>
+      </w:r>
+    </w:p>
+    <w:p>
+      <w:pPr>
+        <w:numPr>
+          <w:ilvl w:val="0"/>
+          <w:numId w:val="31"/>
+        </w:numPr>
+      </w:pPr>
+      <w:r>
+        <w:t>descripcionEstado (nullable, máx 200 caracteres)</w:t>
+      </w:r>
+    </w:p>
+    <w:p>
+      <w:pPr>
+        <w:numPr>
+          <w:ilvl w:val="0"/>
+          <w:numId w:val="31"/>
+        </w:numPr>
+      </w:pPr>
+      <w:r>
+        <w:t>fechaCreacion (timestamp, NOT NULL)</w:t>
+      </w:r>
+    </w:p>
+    <w:p>
+      <w:r>
+        <w:rPr>
+          <w:lang w:val="en-US"/>
+        </w:rPr>
+        <w:t xml:space="preserve">Todo committed y pushed a GitHub. </w:t>
+      </w:r>
+      <w:r>
+        <w:t>¿Continuamos con la parte B (API endpoints y frontend)?</w:t>
+      </w:r>
+    </w:p>
+    <w:p/>
     <w:p/>
     <w:sectPr>
       <w:pgSz w:w="11906" w:h="16838"/>
@@ -4619,6 +4880,304 @@
     </w:lvl>
   </w:abstractNum>
   <w:abstractNum w:abstractNumId="5" w15:restartNumberingAfterBreak="0">
+    <w:nsid w:val="17F256C0"/>
+    <w:multiLevelType w:val="multilevel"/>
+    <w:tmpl w:val="994CA6D0"/>
+    <w:lvl w:ilvl="0">
+      <w:start w:val="1"/>
+      <w:numFmt w:val="bullet"/>
+      <w:lvlText w:val=""/>
+      <w:lvlJc w:val="left"/>
+      <w:pPr>
+        <w:tabs>
+          <w:tab w:val="num" w:pos="720"/>
+        </w:tabs>
+        <w:ind w:left="720" w:hanging="360"/>
+      </w:pPr>
+      <w:rPr>
+        <w:rFonts w:ascii="Symbol" w:hAnsi="Symbol" w:hint="default"/>
+        <w:sz w:val="20"/>
+      </w:rPr>
+    </w:lvl>
+    <w:lvl w:ilvl="1" w:tentative="1">
+      <w:start w:val="1"/>
+      <w:numFmt w:val="bullet"/>
+      <w:lvlText w:val="o"/>
+      <w:lvlJc w:val="left"/>
+      <w:pPr>
+        <w:tabs>
+          <w:tab w:val="num" w:pos="1440"/>
+        </w:tabs>
+        <w:ind w:left="1440" w:hanging="360"/>
+      </w:pPr>
+      <w:rPr>
+        <w:rFonts w:ascii="Courier New" w:hAnsi="Courier New" w:hint="default"/>
+        <w:sz w:val="20"/>
+      </w:rPr>
+    </w:lvl>
+    <w:lvl w:ilvl="2" w:tentative="1">
+      <w:start w:val="1"/>
+      <w:numFmt w:val="bullet"/>
+      <w:lvlText w:val=""/>
+      <w:lvlJc w:val="left"/>
+      <w:pPr>
+        <w:tabs>
+          <w:tab w:val="num" w:pos="2160"/>
+        </w:tabs>
+        <w:ind w:left="2160" w:hanging="360"/>
+      </w:pPr>
+      <w:rPr>
+        <w:rFonts w:ascii="Wingdings" w:hAnsi="Wingdings" w:hint="default"/>
+        <w:sz w:val="20"/>
+      </w:rPr>
+    </w:lvl>
+    <w:lvl w:ilvl="3" w:tentative="1">
+      <w:start w:val="1"/>
+      <w:numFmt w:val="bullet"/>
+      <w:lvlText w:val=""/>
+      <w:lvlJc w:val="left"/>
+      <w:pPr>
+        <w:tabs>
+          <w:tab w:val="num" w:pos="2880"/>
+        </w:tabs>
+        <w:ind w:left="2880" w:hanging="360"/>
+      </w:pPr>
+      <w:rPr>
+        <w:rFonts w:ascii="Wingdings" w:hAnsi="Wingdings" w:hint="default"/>
+        <w:sz w:val="20"/>
+      </w:rPr>
+    </w:lvl>
+    <w:lvl w:ilvl="4" w:tentative="1">
+      <w:start w:val="1"/>
+      <w:numFmt w:val="bullet"/>
+      <w:lvlText w:val=""/>
+      <w:lvlJc w:val="left"/>
+      <w:pPr>
+        <w:tabs>
+          <w:tab w:val="num" w:pos="3600"/>
+        </w:tabs>
+        <w:ind w:left="3600" w:hanging="360"/>
+      </w:pPr>
+      <w:rPr>
+        <w:rFonts w:ascii="Wingdings" w:hAnsi="Wingdings" w:hint="default"/>
+        <w:sz w:val="20"/>
+      </w:rPr>
+    </w:lvl>
+    <w:lvl w:ilvl="5" w:tentative="1">
+      <w:start w:val="1"/>
+      <w:numFmt w:val="bullet"/>
+      <w:lvlText w:val=""/>
+      <w:lvlJc w:val="left"/>
+      <w:pPr>
+        <w:tabs>
+          <w:tab w:val="num" w:pos="4320"/>
+        </w:tabs>
+        <w:ind w:left="4320" w:hanging="360"/>
+      </w:pPr>
+      <w:rPr>
+        <w:rFonts w:ascii="Wingdings" w:hAnsi="Wingdings" w:hint="default"/>
+        <w:sz w:val="20"/>
+      </w:rPr>
+    </w:lvl>
+    <w:lvl w:ilvl="6" w:tentative="1">
+      <w:start w:val="1"/>
+      <w:numFmt w:val="bullet"/>
+      <w:lvlText w:val=""/>
+      <w:lvlJc w:val="left"/>
+      <w:pPr>
+        <w:tabs>
+          <w:tab w:val="num" w:pos="5040"/>
+        </w:tabs>
+        <w:ind w:left="5040" w:hanging="360"/>
+      </w:pPr>
+      <w:rPr>
+        <w:rFonts w:ascii="Wingdings" w:hAnsi="Wingdings" w:hint="default"/>
+        <w:sz w:val="20"/>
+      </w:rPr>
+    </w:lvl>
+    <w:lvl w:ilvl="7" w:tentative="1">
+      <w:start w:val="1"/>
+      <w:numFmt w:val="bullet"/>
+      <w:lvlText w:val=""/>
+      <w:lvlJc w:val="left"/>
+      <w:pPr>
+        <w:tabs>
+          <w:tab w:val="num" w:pos="5760"/>
+        </w:tabs>
+        <w:ind w:left="5760" w:hanging="360"/>
+      </w:pPr>
+      <w:rPr>
+        <w:rFonts w:ascii="Wingdings" w:hAnsi="Wingdings" w:hint="default"/>
+        <w:sz w:val="20"/>
+      </w:rPr>
+    </w:lvl>
+    <w:lvl w:ilvl="8" w:tentative="1">
+      <w:start w:val="1"/>
+      <w:numFmt w:val="bullet"/>
+      <w:lvlText w:val=""/>
+      <w:lvlJc w:val="left"/>
+      <w:pPr>
+        <w:tabs>
+          <w:tab w:val="num" w:pos="6480"/>
+        </w:tabs>
+        <w:ind w:left="6480" w:hanging="360"/>
+      </w:pPr>
+      <w:rPr>
+        <w:rFonts w:ascii="Wingdings" w:hAnsi="Wingdings" w:hint="default"/>
+        <w:sz w:val="20"/>
+      </w:rPr>
+    </w:lvl>
+  </w:abstractNum>
+  <w:abstractNum w:abstractNumId="6" w15:restartNumberingAfterBreak="0">
+    <w:nsid w:val="185E0549"/>
+    <w:multiLevelType w:val="multilevel"/>
+    <w:tmpl w:val="0318F2B2"/>
+    <w:lvl w:ilvl="0">
+      <w:start w:val="1"/>
+      <w:numFmt w:val="bullet"/>
+      <w:lvlText w:val=""/>
+      <w:lvlJc w:val="left"/>
+      <w:pPr>
+        <w:tabs>
+          <w:tab w:val="num" w:pos="720"/>
+        </w:tabs>
+        <w:ind w:left="720" w:hanging="360"/>
+      </w:pPr>
+      <w:rPr>
+        <w:rFonts w:ascii="Symbol" w:hAnsi="Symbol" w:hint="default"/>
+        <w:sz w:val="20"/>
+      </w:rPr>
+    </w:lvl>
+    <w:lvl w:ilvl="1" w:tentative="1">
+      <w:start w:val="1"/>
+      <w:numFmt w:val="bullet"/>
+      <w:lvlText w:val="o"/>
+      <w:lvlJc w:val="left"/>
+      <w:pPr>
+        <w:tabs>
+          <w:tab w:val="num" w:pos="1440"/>
+        </w:tabs>
+        <w:ind w:left="1440" w:hanging="360"/>
+      </w:pPr>
+      <w:rPr>
+        <w:rFonts w:ascii="Courier New" w:hAnsi="Courier New" w:hint="default"/>
+        <w:sz w:val="20"/>
+      </w:rPr>
+    </w:lvl>
+    <w:lvl w:ilvl="2" w:tentative="1">
+      <w:start w:val="1"/>
+      <w:numFmt w:val="bullet"/>
+      <w:lvlText w:val=""/>
+      <w:lvlJc w:val="left"/>
+      <w:pPr>
+        <w:tabs>
+          <w:tab w:val="num" w:pos="2160"/>
+        </w:tabs>
+        <w:ind w:left="2160" w:hanging="360"/>
+      </w:pPr>
+      <w:rPr>
+        <w:rFonts w:ascii="Wingdings" w:hAnsi="Wingdings" w:hint="default"/>
+        <w:sz w:val="20"/>
+      </w:rPr>
+    </w:lvl>
+    <w:lvl w:ilvl="3" w:tentative="1">
+      <w:start w:val="1"/>
+      <w:numFmt w:val="bullet"/>
+      <w:lvlText w:val=""/>
+      <w:lvlJc w:val="left"/>
+      <w:pPr>
+        <w:tabs>
+          <w:tab w:val="num" w:pos="2880"/>
+        </w:tabs>
+        <w:ind w:left="2880" w:hanging="360"/>
+      </w:pPr>
+      <w:rPr>
+        <w:rFonts w:ascii="Wingdings" w:hAnsi="Wingdings" w:hint="default"/>
+        <w:sz w:val="20"/>
+      </w:rPr>
+    </w:lvl>
+    <w:lvl w:ilvl="4" w:tentative="1">
+      <w:start w:val="1"/>
+      <w:numFmt w:val="bullet"/>
+      <w:lvlText w:val=""/>
+      <w:lvlJc w:val="left"/>
+      <w:pPr>
+        <w:tabs>
+          <w:tab w:val="num" w:pos="3600"/>
+        </w:tabs>
+        <w:ind w:left="3600" w:hanging="360"/>
+      </w:pPr>
+      <w:rPr>
+        <w:rFonts w:ascii="Wingdings" w:hAnsi="Wingdings" w:hint="default"/>
+        <w:sz w:val="20"/>
+      </w:rPr>
+    </w:lvl>
+    <w:lvl w:ilvl="5" w:tentative="1">
+      <w:start w:val="1"/>
+      <w:numFmt w:val="bullet"/>
+      <w:lvlText w:val=""/>
+      <w:lvlJc w:val="left"/>
+      <w:pPr>
+        <w:tabs>
+          <w:tab w:val="num" w:pos="4320"/>
+        </w:tabs>
+        <w:ind w:left="4320" w:hanging="360"/>
+      </w:pPr>
+      <w:rPr>
+        <w:rFonts w:ascii="Wingdings" w:hAnsi="Wingdings" w:hint="default"/>
+        <w:sz w:val="20"/>
+      </w:rPr>
+    </w:lvl>
+    <w:lvl w:ilvl="6" w:tentative="1">
+      <w:start w:val="1"/>
+      <w:numFmt w:val="bullet"/>
+      <w:lvlText w:val=""/>
+      <w:lvlJc w:val="left"/>
+      <w:pPr>
+        <w:tabs>
+          <w:tab w:val="num" w:pos="5040"/>
+        </w:tabs>
+        <w:ind w:left="5040" w:hanging="360"/>
+      </w:pPr>
+      <w:rPr>
+        <w:rFonts w:ascii="Wingdings" w:hAnsi="Wingdings" w:hint="default"/>
+        <w:sz w:val="20"/>
+      </w:rPr>
+    </w:lvl>
+    <w:lvl w:ilvl="7" w:tentative="1">
+      <w:start w:val="1"/>
+      <w:numFmt w:val="bullet"/>
+      <w:lvlText w:val=""/>
+      <w:lvlJc w:val="left"/>
+      <w:pPr>
+        <w:tabs>
+          <w:tab w:val="num" w:pos="5760"/>
+        </w:tabs>
+        <w:ind w:left="5760" w:hanging="360"/>
+      </w:pPr>
+      <w:rPr>
+        <w:rFonts w:ascii="Wingdings" w:hAnsi="Wingdings" w:hint="default"/>
+        <w:sz w:val="20"/>
+      </w:rPr>
+    </w:lvl>
+    <w:lvl w:ilvl="8" w:tentative="1">
+      <w:start w:val="1"/>
+      <w:numFmt w:val="bullet"/>
+      <w:lvlText w:val=""/>
+      <w:lvlJc w:val="left"/>
+      <w:pPr>
+        <w:tabs>
+          <w:tab w:val="num" w:pos="6480"/>
+        </w:tabs>
+        <w:ind w:left="6480" w:hanging="360"/>
+      </w:pPr>
+      <w:rPr>
+        <w:rFonts w:ascii="Wingdings" w:hAnsi="Wingdings" w:hint="default"/>
+        <w:sz w:val="20"/>
+      </w:rPr>
+    </w:lvl>
+  </w:abstractNum>
+  <w:abstractNum w:abstractNumId="7" w15:restartNumberingAfterBreak="0">
     <w:nsid w:val="1C0F29F6"/>
     <w:multiLevelType w:val="multilevel"/>
     <w:tmpl w:val="F34C5456"/>
@@ -4731,7 +5290,7 @@
       </w:pPr>
     </w:lvl>
   </w:abstractNum>
-  <w:abstractNum w:abstractNumId="6" w15:restartNumberingAfterBreak="0">
+  <w:abstractNum w:abstractNumId="8" w15:restartNumberingAfterBreak="0">
     <w:nsid w:val="1C675F6F"/>
     <w:multiLevelType w:val="multilevel"/>
     <w:tmpl w:val="CE58C0BC"/>
@@ -4844,7 +5403,7 @@
       </w:pPr>
     </w:lvl>
   </w:abstractNum>
-  <w:abstractNum w:abstractNumId="7" w15:restartNumberingAfterBreak="0">
+  <w:abstractNum w:abstractNumId="9" w15:restartNumberingAfterBreak="0">
     <w:nsid w:val="1F997AC9"/>
     <w:multiLevelType w:val="multilevel"/>
     <w:tmpl w:val="82BCDDA4"/>
@@ -4993,7 +5552,7 @@
       </w:rPr>
     </w:lvl>
   </w:abstractNum>
-  <w:abstractNum w:abstractNumId="8" w15:restartNumberingAfterBreak="0">
+  <w:abstractNum w:abstractNumId="10" w15:restartNumberingAfterBreak="0">
     <w:nsid w:val="2B84331E"/>
     <w:multiLevelType w:val="multilevel"/>
     <w:tmpl w:val="900ED23E"/>
@@ -5142,7 +5701,7 @@
       </w:rPr>
     </w:lvl>
   </w:abstractNum>
-  <w:abstractNum w:abstractNumId="9" w15:restartNumberingAfterBreak="0">
+  <w:abstractNum w:abstractNumId="11" w15:restartNumberingAfterBreak="0">
     <w:nsid w:val="3369786E"/>
     <w:multiLevelType w:val="multilevel"/>
     <w:tmpl w:val="ACD6F808"/>
@@ -5255,7 +5814,7 @@
       </w:pPr>
     </w:lvl>
   </w:abstractNum>
-  <w:abstractNum w:abstractNumId="10" w15:restartNumberingAfterBreak="0">
+  <w:abstractNum w:abstractNumId="12" w15:restartNumberingAfterBreak="0">
     <w:nsid w:val="3416765B"/>
     <w:multiLevelType w:val="multilevel"/>
     <w:tmpl w:val="A2F2C726"/>
@@ -5404,7 +5963,7 @@
       </w:rPr>
     </w:lvl>
   </w:abstractNum>
-  <w:abstractNum w:abstractNumId="11" w15:restartNumberingAfterBreak="0">
+  <w:abstractNum w:abstractNumId="13" w15:restartNumberingAfterBreak="0">
     <w:nsid w:val="34CF279C"/>
     <w:multiLevelType w:val="multilevel"/>
     <w:tmpl w:val="6A76A08A"/>
@@ -5521,7 +6080,7 @@
       </w:pPr>
     </w:lvl>
   </w:abstractNum>
-  <w:abstractNum w:abstractNumId="12" w15:restartNumberingAfterBreak="0">
+  <w:abstractNum w:abstractNumId="14" w15:restartNumberingAfterBreak="0">
     <w:nsid w:val="3528768C"/>
     <w:multiLevelType w:val="multilevel"/>
     <w:tmpl w:val="4768E85A"/>
@@ -5634,7 +6193,7 @@
       </w:pPr>
     </w:lvl>
   </w:abstractNum>
-  <w:abstractNum w:abstractNumId="13" w15:restartNumberingAfterBreak="0">
+  <w:abstractNum w:abstractNumId="15" w15:restartNumberingAfterBreak="0">
     <w:nsid w:val="4613145F"/>
     <w:multiLevelType w:val="multilevel"/>
     <w:tmpl w:val="8A86AB50"/>
@@ -5751,7 +6310,7 @@
       </w:pPr>
     </w:lvl>
   </w:abstractNum>
-  <w:abstractNum w:abstractNumId="14" w15:restartNumberingAfterBreak="0">
+  <w:abstractNum w:abstractNumId="16" w15:restartNumberingAfterBreak="0">
     <w:nsid w:val="4E77738D"/>
     <w:multiLevelType w:val="multilevel"/>
     <w:tmpl w:val="569AE81A"/>
@@ -5900,7 +6459,120 @@
       </w:rPr>
     </w:lvl>
   </w:abstractNum>
-  <w:abstractNum w:abstractNumId="15" w15:restartNumberingAfterBreak="0">
+  <w:abstractNum w:abstractNumId="17" w15:restartNumberingAfterBreak="0">
+    <w:nsid w:val="53C168AA"/>
+    <w:multiLevelType w:val="multilevel"/>
+    <w:tmpl w:val="08FE76FA"/>
+    <w:lvl w:ilvl="0">
+      <w:start w:val="1"/>
+      <w:numFmt w:val="decimal"/>
+      <w:lvlText w:val="%1."/>
+      <w:lvlJc w:val="left"/>
+      <w:pPr>
+        <w:tabs>
+          <w:tab w:val="num" w:pos="720"/>
+        </w:tabs>
+        <w:ind w:left="720" w:hanging="360"/>
+      </w:pPr>
+    </w:lvl>
+    <w:lvl w:ilvl="1" w:tentative="1">
+      <w:start w:val="1"/>
+      <w:numFmt w:val="decimal"/>
+      <w:lvlText w:val="%2."/>
+      <w:lvlJc w:val="left"/>
+      <w:pPr>
+        <w:tabs>
+          <w:tab w:val="num" w:pos="1440"/>
+        </w:tabs>
+        <w:ind w:left="1440" w:hanging="360"/>
+      </w:pPr>
+    </w:lvl>
+    <w:lvl w:ilvl="2" w:tentative="1">
+      <w:start w:val="1"/>
+      <w:numFmt w:val="decimal"/>
+      <w:lvlText w:val="%3."/>
+      <w:lvlJc w:val="left"/>
+      <w:pPr>
+        <w:tabs>
+          <w:tab w:val="num" w:pos="2160"/>
+        </w:tabs>
+        <w:ind w:left="2160" w:hanging="360"/>
+      </w:pPr>
+    </w:lvl>
+    <w:lvl w:ilvl="3" w:tentative="1">
+      <w:start w:val="1"/>
+      <w:numFmt w:val="decimal"/>
+      <w:lvlText w:val="%4."/>
+      <w:lvlJc w:val="left"/>
+      <w:pPr>
+        <w:tabs>
+          <w:tab w:val="num" w:pos="2880"/>
+        </w:tabs>
+        <w:ind w:left="2880" w:hanging="360"/>
+      </w:pPr>
+    </w:lvl>
+    <w:lvl w:ilvl="4" w:tentative="1">
+      <w:start w:val="1"/>
+      <w:numFmt w:val="decimal"/>
+      <w:lvlText w:val="%5."/>
+      <w:lvlJc w:val="left"/>
+      <w:pPr>
+        <w:tabs>
+          <w:tab w:val="num" w:pos="3600"/>
+        </w:tabs>
+        <w:ind w:left="3600" w:hanging="360"/>
+      </w:pPr>
+    </w:lvl>
+    <w:lvl w:ilvl="5" w:tentative="1">
+      <w:start w:val="1"/>
+      <w:numFmt w:val="decimal"/>
+      <w:lvlText w:val="%6."/>
+      <w:lvlJc w:val="left"/>
+      <w:pPr>
+        <w:tabs>
+          <w:tab w:val="num" w:pos="4320"/>
+        </w:tabs>
+        <w:ind w:left="4320" w:hanging="360"/>
+      </w:pPr>
+    </w:lvl>
+    <w:lvl w:ilvl="6" w:tentative="1">
+      <w:start w:val="1"/>
+      <w:numFmt w:val="decimal"/>
+      <w:lvlText w:val="%7."/>
+      <w:lvlJc w:val="left"/>
+      <w:pPr>
+        <w:tabs>
+          <w:tab w:val="num" w:pos="5040"/>
+        </w:tabs>
+        <w:ind w:left="5040" w:hanging="360"/>
+      </w:pPr>
+    </w:lvl>
+    <w:lvl w:ilvl="7" w:tentative="1">
+      <w:start w:val="1"/>
+      <w:numFmt w:val="decimal"/>
+      <w:lvlText w:val="%8."/>
+      <w:lvlJc w:val="left"/>
+      <w:pPr>
+        <w:tabs>
+          <w:tab w:val="num" w:pos="5760"/>
+        </w:tabs>
+        <w:ind w:left="5760" w:hanging="360"/>
+      </w:pPr>
+    </w:lvl>
+    <w:lvl w:ilvl="8" w:tentative="1">
+      <w:start w:val="1"/>
+      <w:numFmt w:val="decimal"/>
+      <w:lvlText w:val="%9."/>
+      <w:lvlJc w:val="left"/>
+      <w:pPr>
+        <w:tabs>
+          <w:tab w:val="num" w:pos="6480"/>
+        </w:tabs>
+        <w:ind w:left="6480" w:hanging="360"/>
+      </w:pPr>
+    </w:lvl>
+  </w:abstractNum>
+  <w:abstractNum w:abstractNumId="18" w15:restartNumberingAfterBreak="0">
     <w:nsid w:val="568209A9"/>
     <w:multiLevelType w:val="multilevel"/>
     <w:tmpl w:val="A9ACE0D0"/>
@@ -6049,7 +6721,7 @@
       </w:rPr>
     </w:lvl>
   </w:abstractNum>
-  <w:abstractNum w:abstractNumId="16" w15:restartNumberingAfterBreak="0">
+  <w:abstractNum w:abstractNumId="19" w15:restartNumberingAfterBreak="0">
     <w:nsid w:val="571F04C4"/>
     <w:multiLevelType w:val="multilevel"/>
     <w:tmpl w:val="162AD02C"/>
@@ -6162,7 +6834,7 @@
       </w:pPr>
     </w:lvl>
   </w:abstractNum>
-  <w:abstractNum w:abstractNumId="17" w15:restartNumberingAfterBreak="0">
+  <w:abstractNum w:abstractNumId="20" w15:restartNumberingAfterBreak="0">
     <w:nsid w:val="5D455F04"/>
     <w:multiLevelType w:val="multilevel"/>
     <w:tmpl w:val="DABCF78C"/>
@@ -6311,7 +6983,7 @@
       </w:rPr>
     </w:lvl>
   </w:abstractNum>
-  <w:abstractNum w:abstractNumId="18" w15:restartNumberingAfterBreak="0">
+  <w:abstractNum w:abstractNumId="21" w15:restartNumberingAfterBreak="0">
     <w:nsid w:val="5D4D23A7"/>
     <w:multiLevelType w:val="multilevel"/>
     <w:tmpl w:val="EA36A7A0"/>
@@ -6424,7 +7096,7 @@
       </w:pPr>
     </w:lvl>
   </w:abstractNum>
-  <w:abstractNum w:abstractNumId="19" w15:restartNumberingAfterBreak="0">
+  <w:abstractNum w:abstractNumId="22" w15:restartNumberingAfterBreak="0">
     <w:nsid w:val="5F5210BA"/>
     <w:multiLevelType w:val="multilevel"/>
     <w:tmpl w:val="C486D964"/>
@@ -6537,7 +7209,7 @@
       </w:pPr>
     </w:lvl>
   </w:abstractNum>
-  <w:abstractNum w:abstractNumId="20" w15:restartNumberingAfterBreak="0">
+  <w:abstractNum w:abstractNumId="23" w15:restartNumberingAfterBreak="0">
     <w:nsid w:val="614F52C4"/>
     <w:multiLevelType w:val="multilevel"/>
     <w:tmpl w:val="CD6E822C"/>
@@ -6650,7 +7322,7 @@
       </w:pPr>
     </w:lvl>
   </w:abstractNum>
-  <w:abstractNum w:abstractNumId="21" w15:restartNumberingAfterBreak="0">
+  <w:abstractNum w:abstractNumId="24" w15:restartNumberingAfterBreak="0">
     <w:nsid w:val="640C7E5F"/>
     <w:multiLevelType w:val="multilevel"/>
     <w:tmpl w:val="CA28ED96"/>
@@ -6799,7 +7471,7 @@
       </w:rPr>
     </w:lvl>
   </w:abstractNum>
-  <w:abstractNum w:abstractNumId="22" w15:restartNumberingAfterBreak="0">
+  <w:abstractNum w:abstractNumId="25" w15:restartNumberingAfterBreak="0">
     <w:nsid w:val="69A11C49"/>
     <w:multiLevelType w:val="multilevel"/>
     <w:tmpl w:val="A0E85F0A"/>
@@ -6912,7 +7584,7 @@
       </w:pPr>
     </w:lvl>
   </w:abstractNum>
-  <w:abstractNum w:abstractNumId="23" w15:restartNumberingAfterBreak="0">
+  <w:abstractNum w:abstractNumId="26" w15:restartNumberingAfterBreak="0">
     <w:nsid w:val="6A342C3C"/>
     <w:multiLevelType w:val="multilevel"/>
     <w:tmpl w:val="745A2BBE"/>
@@ -7061,7 +7733,7 @@
       </w:rPr>
     </w:lvl>
   </w:abstractNum>
-  <w:abstractNum w:abstractNumId="24" w15:restartNumberingAfterBreak="0">
+  <w:abstractNum w:abstractNumId="27" w15:restartNumberingAfterBreak="0">
     <w:nsid w:val="6F0F56F7"/>
     <w:multiLevelType w:val="multilevel"/>
     <w:tmpl w:val="2F4CF1AC"/>
@@ -7174,7 +7846,7 @@
       </w:pPr>
     </w:lvl>
   </w:abstractNum>
-  <w:abstractNum w:abstractNumId="25" w15:restartNumberingAfterBreak="0">
+  <w:abstractNum w:abstractNumId="28" w15:restartNumberingAfterBreak="0">
     <w:nsid w:val="70B3641A"/>
     <w:multiLevelType w:val="multilevel"/>
     <w:tmpl w:val="0CB2560C"/>
@@ -7323,7 +7995,7 @@
       </w:rPr>
     </w:lvl>
   </w:abstractNum>
-  <w:abstractNum w:abstractNumId="26" w15:restartNumberingAfterBreak="0">
+  <w:abstractNum w:abstractNumId="29" w15:restartNumberingAfterBreak="0">
     <w:nsid w:val="73014D66"/>
     <w:multiLevelType w:val="multilevel"/>
     <w:tmpl w:val="14AC8D5E"/>
@@ -7472,7 +8144,7 @@
       </w:rPr>
     </w:lvl>
   </w:abstractNum>
-  <w:abstractNum w:abstractNumId="27" w15:restartNumberingAfterBreak="0">
+  <w:abstractNum w:abstractNumId="30" w15:restartNumberingAfterBreak="0">
     <w:nsid w:val="76224E4D"/>
     <w:multiLevelType w:val="multilevel"/>
     <w:tmpl w:val="6062E888"/>
@@ -7622,28 +8294,28 @@
     </w:lvl>
   </w:abstractNum>
   <w:num w:numId="1" w16cid:durableId="864097444">
-    <w:abstractNumId w:val="22"/>
+    <w:abstractNumId w:val="25"/>
   </w:num>
   <w:num w:numId="2" w16cid:durableId="1717970059">
-    <w:abstractNumId w:val="5"/>
+    <w:abstractNumId w:val="7"/>
   </w:num>
   <w:num w:numId="3" w16cid:durableId="1281493770">
-    <w:abstractNumId w:val="6"/>
+    <w:abstractNumId w:val="8"/>
   </w:num>
   <w:num w:numId="4" w16cid:durableId="1949854665">
-    <w:abstractNumId w:val="9"/>
+    <w:abstractNumId w:val="11"/>
   </w:num>
   <w:num w:numId="5" w16cid:durableId="626162320">
-    <w:abstractNumId w:val="18"/>
+    <w:abstractNumId w:val="21"/>
   </w:num>
   <w:num w:numId="6" w16cid:durableId="1545799410">
-    <w:abstractNumId w:val="13"/>
+    <w:abstractNumId w:val="15"/>
   </w:num>
   <w:num w:numId="7" w16cid:durableId="184297583">
-    <w:abstractNumId w:val="8"/>
+    <w:abstractNumId w:val="10"/>
   </w:num>
   <w:num w:numId="8" w16cid:durableId="486019259">
-    <w:abstractNumId w:val="15"/>
+    <w:abstractNumId w:val="18"/>
   </w:num>
   <w:num w:numId="9" w16cid:durableId="1252007169">
     <w:abstractNumId w:val="4"/>
@@ -7655,13 +8327,13 @@
     <w:abstractNumId w:val="3"/>
   </w:num>
   <w:num w:numId="12" w16cid:durableId="1092510298">
-    <w:abstractNumId w:val="19"/>
+    <w:abstractNumId w:val="22"/>
   </w:num>
   <w:num w:numId="13" w16cid:durableId="902835958">
-    <w:abstractNumId w:val="20"/>
+    <w:abstractNumId w:val="23"/>
   </w:num>
   <w:num w:numId="14" w16cid:durableId="1802453202">
-    <w:abstractNumId w:val="16"/>
+    <w:abstractNumId w:val="19"/>
   </w:num>
   <w:num w:numId="15" w16cid:durableId="1488011971">
     <w:abstractNumId w:val="2"/>
@@ -7670,40 +8342,49 @@
     <w:abstractNumId w:val="0"/>
   </w:num>
   <w:num w:numId="17" w16cid:durableId="172839068">
+    <w:abstractNumId w:val="27"/>
+  </w:num>
+  <w:num w:numId="18" w16cid:durableId="740910742">
+    <w:abstractNumId w:val="13"/>
+  </w:num>
+  <w:num w:numId="19" w16cid:durableId="515005178">
     <w:abstractNumId w:val="24"/>
   </w:num>
-  <w:num w:numId="18" w16cid:durableId="740910742">
-    <w:abstractNumId w:val="11"/>
-  </w:num>
-  <w:num w:numId="19" w16cid:durableId="515005178">
-    <w:abstractNumId w:val="21"/>
-  </w:num>
   <w:num w:numId="20" w16cid:durableId="955059381">
-    <w:abstractNumId w:val="23"/>
+    <w:abstractNumId w:val="26"/>
   </w:num>
   <w:num w:numId="21" w16cid:durableId="1148788842">
+    <w:abstractNumId w:val="14"/>
+  </w:num>
+  <w:num w:numId="22" w16cid:durableId="568612317">
+    <w:abstractNumId w:val="30"/>
+  </w:num>
+  <w:num w:numId="23" w16cid:durableId="1995647936">
+    <w:abstractNumId w:val="16"/>
+  </w:num>
+  <w:num w:numId="24" w16cid:durableId="745765131">
+    <w:abstractNumId w:val="9"/>
+  </w:num>
+  <w:num w:numId="25" w16cid:durableId="641498446">
+    <w:abstractNumId w:val="20"/>
+  </w:num>
+  <w:num w:numId="26" w16cid:durableId="1494758576">
+    <w:abstractNumId w:val="29"/>
+  </w:num>
+  <w:num w:numId="27" w16cid:durableId="1143621277">
+    <w:abstractNumId w:val="28"/>
+  </w:num>
+  <w:num w:numId="28" w16cid:durableId="1360855498">
     <w:abstractNumId w:val="12"/>
   </w:num>
-  <w:num w:numId="22" w16cid:durableId="568612317">
-    <w:abstractNumId w:val="27"/>
-  </w:num>
-  <w:num w:numId="23" w16cid:durableId="1995647936">
-    <w:abstractNumId w:val="14"/>
-  </w:num>
-  <w:num w:numId="24" w16cid:durableId="745765131">
-    <w:abstractNumId w:val="7"/>
-  </w:num>
-  <w:num w:numId="25" w16cid:durableId="641498446">
+  <w:num w:numId="29" w16cid:durableId="1562520649">
     <w:abstractNumId w:val="17"/>
   </w:num>
-  <w:num w:numId="26" w16cid:durableId="1494758576">
-    <w:abstractNumId w:val="26"/>
+  <w:num w:numId="30" w16cid:durableId="2055277768">
+    <w:abstractNumId w:val="5"/>
   </w:num>
-  <w:num w:numId="27" w16cid:durableId="1143621277">
-    <w:abstractNumId w:val="25"/>
-  </w:num>
-  <w:num w:numId="28" w16cid:durableId="1360855498">
-    <w:abstractNumId w:val="10"/>
+  <w:num w:numId="31" w16cid:durableId="407773729">
+    <w:abstractNumId w:val="6"/>
   </w:num>
   <w:numIdMacAtCleanup w:val="9"/>
 </w:numbering>
